--- a/docs/canonical/2.-VoiceProtest_v3_5_beta_auditado_final.docx
+++ b/docs/canonical/2.-VoiceProtest_v3_5_beta_auditado_final.docx
@@ -4261,7 +4261,7 @@
                 <w:rStyle w:val="Hipervnculo"/>
                 <w:noProof/>
               </w:rPr>
-              <w:t>2.2 Cuándo usar el tipo Local / Regional</w:t>
+              <w:t>2.2 Cuándo usar el tipo Regional</w:t>
             </w:r>
             <w:r>
               <w:rPr>
@@ -13029,6 +13029,15 @@
         <w:t>No es una plataforma general de peticiones o campañas de apoyo.</w:t>
       </w:r>
       <w:bookmarkEnd w:id="24"/>
+    </w:p>
+    <w:p>
+      <w:pPr>
+        <w:spacing w:after="160" w:line="320" w:lineRule="auto"/>
+        <w:jc w:val="both"/>
+      </w:pPr>
+      <w:r>
+        <w:t xml:space="preserve">Esta distinción no es solo conceptual: está reforzada técnicamente a nivel de API. Cuatro reglas de admisión se aplican en el servidor a cada solicitud de creación de convocatoria, independientemente de si proviene de la interfaz web o de una llamada directa a la API: (1) el tipo de abuso debe declararse obligatoriamente y pertenecer a una lista cerrada de categorías; (2) las fuentes procedentes de plataformas de peticiones como change.org o avaaz.org son rechazadas como fuentes documentales; (3) las demandas formuladas exclusivamente como solicitudes o propuestas son rechazadas; (4) el destinatario debe ser una institución pública, verificado mediante Wikidata desde el servidor — los partidos políticos, empresas privadas y personas individuales son rechazados. Estas reglas se aplican en el servidor y son válidas tanto para usuarios web como para llamadas directas a la API.</w:t>
+      </w:r>
     </w:p>
     <w:p>
       <w:pPr>
@@ -15200,6 +15209,36 @@
         <w:tc>
           <w:p>
             <w:r>
+              <w:t xml:space="preserve">📍 Local — ciudad/municipio</w:t>
+            </w:r>
+          </w:p>
+        </w:tc>
+        <w:tc>
+          <w:p>
+            <w:r>
+              <w:t xml:space="preserve">local</w:t>
+            </w:r>
+          </w:p>
+        </w:tc>
+        <w:tc>
+          <w:p>
+            <w:r>
+              <w:t xml:space="preserve">Cualquier participante con número de teléfono real. El GPS es opcional pero clasifica la adhesión en el informe público (local verificado / nacional / internacional).</w:t>
+            </w:r>
+          </w:p>
+        </w:tc>
+        <w:tc>
+          <w:p>
+            <w:r>
+              <w:t xml:space="preserve">8 horas</w:t>
+            </w:r>
+          </w:p>
+        </w:tc>
+      </w:tr>
+      <w:tr>
+        <w:tc>
+          <w:p>
+            <w:r>
               <w:t xml:space="preserve">Coordenadas GPS (temporales, localStorage)</w:t>
             </w:r>
           </w:p>
@@ -15212,6 +15251,96 @@
           </w:p>
         </w:tc>
         <w:tc>
+          <w:p>
+            <w:pPr>
+              <w:pStyle w:val="Heading2"/>
+              <w:spacing w:after="160" w:line="320" w:lineRule="auto"/>
+            </w:pPr>
+            <w:r>
+              <w:t xml:space="preserve">2.2b Cuándo usar el tipo Local — ciudad/municipio</w:t>
+            </w:r>
+          </w:p>
+          <w:p>
+            <w:pPr>
+              <w:spacing w:after="160" w:line="320" w:lineRule="auto"/>
+              <w:jc w:val="both"/>
+            </w:pPr>
+            <w:r>
+              <w:t xml:space="preserve">Usa el tipo Local cuando la queja afecta a una institución municipal o a un espacio público concreto dentro de un municipio específico: un ayuntamiento, una plaza, un parque, una decisión urbanística local. Este tipo es más preciso geográficamente que el tipo Regional y activa un informe con desglose de participación local/nacional/internacional.</w:t>
+            </w:r>
+          </w:p>
+          <w:p>
+            <w:pPr>
+              <w:spacing w:after="160" w:line="320" w:lineRule="auto"/>
+              <w:jc w:val="both"/>
+            </w:pPr>
+            <w:r>
+              <w:t xml:space="preserve">Al seleccionar este tipo, el formulario muestra un buscador de municipio. El convocante escribe el nombre del municipio y selecciona el resultado correcto de la lista proporcionada por Nominatim/OpenStreetMap. El municipio queda identificado por su identificador OSM (admin_level=8), no por el texto introducido, lo que elimina ambiguüedades de nombre entre idiomas y dialectos. Este diseño es válido para los 27 países miembros de la UE.</w:t>
+            </w:r>
+          </w:p>
+          <w:p>
+            <w:pPr>
+              <w:spacing w:after="160" w:line="320" w:lineRule="auto"/>
+              <w:jc w:val="both"/>
+            </w:pPr>
+            <w:r>
+              <w:t xml:space="preserve">El GPS no es obligatorio para adherirse a una convocatoria local. Sin embargo, si el participante activa el GPS, el sistema comprueba si las coordenadas corresponden al municipio declarado por el convocante y clasifica la adhesión en consecuencia. El informe público muestra tres contadores separados: participantes con GPS dentro del municipio, participantes nacionales sin GPS local, y participantes internacionales. Esta transparencia permite que cualquier observador externo evalúe la concentración geográfica del apoyo de forma independiente.</w:t>
+            </w:r>
+          </w:p>
+          <w:p>
+            <w:pPr>
+              <w:spacing w:after="160" w:line="320" w:lineRule="auto"/>
+              <w:jc w:val="both"/>
+            </w:pPr>
+            <w:r>
+              <w:t xml:space="preserve">Rationale de diseño: Voice Protest no excluye participantes en función de la localización GPS porque la plataforma verifica participación, no legitimidad. Un residente del municipio que esté temporalmente fuera conserva el derecho a participar. La presencia GPS en el momento de la adhesión es una señal de presencia local — no un criterio de legitimidad. El informe informa; no adjudica.</w:t>
+            </w:r>
+          </w:p>
+          <w:p>
+            <w:pPr>
+              <w:spacing w:after="160" w:line="320" w:lineRule="auto"/>
+              <w:jc w:val="both"/>
+            </w:pPr>
+            <w:r>
+              <w:t xml:space="preserve">Ejemplos apropiados:</w:t>
+            </w:r>
+          </w:p>
+          <w:p>
+            <w:pPr>
+              <w:spacing w:after="100" w:line="320" w:lineRule="auto"/>
+              <w:ind w:left="720"/>
+            </w:pPr>
+            <w:r>
+              <w:t xml:space="preserve">• Queja sobre una decisión de un ayuntamiento que afecta a un barrio o espacio público concreto.</w:t>
+            </w:r>
+          </w:p>
+          <w:p>
+            <w:pPr>
+              <w:spacing w:after="100" w:line="320" w:lineRule="auto"/>
+              <w:ind w:left="720"/>
+            </w:pPr>
+            <w:r>
+              <w:t xml:space="preserve">• Oposición a un proyecto urbanístico que afecta a una zona residencial específica.</w:t>
+            </w:r>
+          </w:p>
+          <w:p>
+            <w:pPr>
+              <w:spacing w:after="100" w:line="320" w:lineRule="auto"/>
+              <w:ind w:left="720"/>
+            </w:pPr>
+            <w:r>
+              <w:t xml:space="preserve">• Exigencia de transparencia sobre un proceso de decisión municipal no público.</w:t>
+            </w:r>
+          </w:p>
+          <w:p>
+            <w:pPr>
+              <w:spacing w:after="160" w:line="320" w:lineRule="auto"/>
+              <w:jc w:val="both"/>
+            </w:pPr>
+            <w:r>
+              <w:t xml:space="preserve">La duración por defecto es 8 horas, comenzando a las 08:00 hora local del convocante y cerrando a las 16:00 para coincidir con los informativos de tarde. Las adhesiones pueden recibirse antes de la fecha de inicio declarada; la ventana de 8 horas corre desde el momento declarado.</w:t>
+            </w:r>
+          </w:p>
           <w:p>
             <w:r>
               <w:t xml:space="preserve">Eliminadas inmediatamente tras registrar la adhesión. No se envían al servidor en forma original.</w:t>
@@ -19299,7 +19428,7 @@
         <w:jc w:val="both"/>
       </w:pPr>
       <w:r>
-        <w:t>En la versión actual de Voice Protest existen tres tipos, que en la interfaz se denominan:</w:t>
+        <w:t>En la versión actual de Voice Protest existen cuatro tipos, que en la interfaz se denominan:</w:t>
       </w:r>
     </w:p>
     <w:p>
@@ -19577,7 +19706,7 @@
                 <w:sz w:val="20"/>
                 <w:szCs w:val="20"/>
               </w:rPr>
-              <w:t>🌐 Local / Regional</w:t>
+              <w:t>🌐 Regional</w:t>
             </w:r>
           </w:p>
         </w:tc>
@@ -19799,7 +19928,7 @@
           <w:sz w:val="20"/>
           <w:szCs w:val="20"/>
         </w:rPr>
-        <w:t>No existe un cuarto tipo «institucional» separado en Voice Protest. Las convocatorias institucionales son convocatorias de tipo Local/Regional a las que se añade un dominio de correo electrónico. Este campo transforma el mecanismo de verificación de geográfico a institucional.</w:t>
+        <w:t>Nota: No existe un tipo «institucional» separado en Voice Protest. Las convocatorias institucionales son convocatorias de tipo Regional a las que se añade un dominio de correo electrónico. Este campo transforma el mecanismo de verificación de geográfico a institucional. El tipo Local (ciudad/municipio) es un nuevo scope que requiere seleccionar un municipio específico mediante búsqueda en OpenStreetMap — véase sección 2.2b.</w:t>
       </w:r>
     </w:p>
     <w:p>
@@ -19916,7 +20045,7 @@
         <w:rPr>
           <w:color w:val="auto"/>
         </w:rPr>
-        <w:t>2.2 Cuándo usar el tipo Local / Regional</w:t>
+        <w:t>2.2 Cuándo usar el tipo Regional</w:t>
       </w:r>
       <w:bookmarkEnd w:id="203"/>
       <w:bookmarkEnd w:id="204"/>
@@ -20885,7 +21014,7 @@
         <w:jc w:val="both"/>
       </w:pPr>
       <w:r>
-        <w:t>Selecciona uno de los tres tipos: Nacional, Local/Regional o Global. La selección determina qué campos adicionales aparecen y la duración por defecto de la convocatoria.</w:t>
+        <w:t>Selecciona uno de los cuatro tipos: Nacional, Regional, Local (ciudad/municipio) o Global. La selección determina qué campos adicionales aparecen y la duración por defecto de la convocatoria.</w:t>
       </w:r>
     </w:p>
     <w:p>
@@ -29951,6 +30080,15 @@
       </w:pPr>
       <w:r>
         <w:t>La razón filosófica de estos límites es la misma que justifica los límites de financiación en campañas electorales: cuando el dinero puede comprar desproporcionadamente la voz, la igualdad democrática queda comprometida.</w:t>
+      </w:r>
+    </w:p>
+    <w:p>
+      <w:pPr>
+        <w:spacing w:after="160" w:line="320" w:lineRule="auto"/>
+        <w:jc w:val="both"/>
+      </w:pPr>
+      <w:r>
+        <w:t xml:space="preserve">El límite vigente es de 100 € por donación computable. Este límite se aplica técnicamente en el backend: si un pago llega por encima del límite — lo que puede ocurrir porque Ko-fi y PayPal procesan el pago antes de notificar a Voice Protest — la plataforma registra únicamente 100 € como contribución computable. El excedente queda marcado como pendiente de revisión manual y no se acredita automáticamente ni al saldo de la convocatoria ni al fondo de sostenibilidad. Las donaciones se procesan a través de Ko-fi y PayPal, que actúan como procesadores de pago externos. Voice Protest no almacena el nombre, email ni datos de pago del donante — únicamente el importe, la moneda, el proveedor y una referencia técnica no identificativa.</w:t>
       </w:r>
     </w:p>
     <w:p>

--- a/docs/canonical/2.-VoiceProtest_v3_5_beta_auditado_final.docx
+++ b/docs/canonical/2.-VoiceProtest_v3_5_beta_auditado_final.docx
@@ -19438,141 +19438,109 @@
     </w:p>
     <w:tbl>
       <w:tblPr>
-        <w:tblW w:w="9000" w:type="dxa"/>
+        <w:tblW w:w="9200" w:type="dxa"/>
         <w:tblBorders>
-          <w:top w:val="single" w:sz="4" w:space="0" w:color="auto"/>
-          <w:left w:val="single" w:sz="4" w:space="0" w:color="auto"/>
-          <w:bottom w:val="single" w:sz="4" w:space="0" w:color="auto"/>
-          <w:right w:val="single" w:sz="4" w:space="0" w:color="auto"/>
-          <w:insideH w:val="single" w:sz="4" w:space="0" w:color="auto"/>
-          <w:insideV w:val="single" w:sz="4" w:space="0" w:color="auto"/>
+          <w:top w:val="single" w:sz="4" w:space="0" w:color="4CFFA4"/>
+          <w:left w:val="single" w:sz="4" w:space="0" w:color="CCCCCC"/>
+          <w:bottom w:val="single" w:sz="4" w:space="0" w:color="CCCCCC"/>
+          <w:right w:val="single" w:sz="4" w:space="0" w:color="CCCCCC"/>
+          <w:insideH w:val="single" w:sz="4" w:space="0" w:color="EEEEEE"/>
+          <w:insideV w:val="single" w:sz="4" w:space="0" w:color="EEEEEE"/>
         </w:tblBorders>
-        <w:tblCellMar>
-          <w:left w:w="10" w:type="dxa"/>
-          <w:right w:w="10" w:type="dxa"/>
-        </w:tblCellMar>
-        <w:tblLook w:val="0000" w:firstRow="0" w:lastRow="0" w:firstColumn="0" w:lastColumn="0" w:noHBand="0" w:noVBand="0"/>
       </w:tblPr>
       <w:tblGrid>
-        <w:gridCol w:w="2200"/>
-        <w:gridCol w:w="2500"/>
-        <w:gridCol w:w="2000"/>
-        <w:gridCol w:w="2300"/>
+        <w:gridCol w:w="1600"/>
+        <w:gridCol w:w="2400"/>
+        <w:gridCol w:w="900"/>
+        <w:gridCol w:w="900"/>
+        <w:gridCol w:w="2400"/>
+        <w:gridCol w:w="1000"/>
       </w:tblGrid>
       <w:tr>
-        <w:tc>
-          <w:tcPr>
-            <w:tcW w:w="2200" w:type="dxa"/>
-            <w:tcBorders>
-              <w:top w:val="single" w:sz="1" w:space="0" w:color="CCCCCC"/>
-              <w:left w:val="single" w:sz="1" w:space="0" w:color="CCCCCC"/>
-              <w:bottom w:val="single" w:sz="1" w:space="0" w:color="CCCCCC"/>
-              <w:right w:val="single" w:sz="1" w:space="0" w:color="CCCCCC"/>
-            </w:tcBorders>
-            <w:shd w:val="clear" w:color="auto" w:fill="D5E8F0"/>
-            <w:tcMar>
-              <w:top w:w="80" w:type="dxa"/>
-              <w:left w:w="120" w:type="dxa"/>
-              <w:bottom w:w="80" w:type="dxa"/>
-              <w:right w:w="120" w:type="dxa"/>
-            </w:tcMar>
+        <w:trPr>
+          <w:tblHeader/>
+        </w:trPr>
+        <w:tc>
+          <w:tcPr>
+            <w:shd w:val="clear" w:color="auto" w:fill="F5F5F5"/>
           </w:tcPr>
           <w:p>
             <w:r>
               <w:rPr>
                 <w:b/>
-                <w:bCs/>
-                <w:sz w:val="20"/>
-                <w:szCs w:val="20"/>
-              </w:rPr>
-              <w:t>Tipo en la interfaz</w:t>
-            </w:r>
-          </w:p>
-        </w:tc>
-        <w:tc>
-          <w:tcPr>
-            <w:tcW w:w="2500" w:type="dxa"/>
-            <w:tcBorders>
-              <w:top w:val="single" w:sz="1" w:space="0" w:color="CCCCCC"/>
-              <w:left w:val="single" w:sz="1" w:space="0" w:color="CCCCCC"/>
-              <w:bottom w:val="single" w:sz="1" w:space="0" w:color="CCCCCC"/>
-              <w:right w:val="single" w:sz="1" w:space="0" w:color="CCCCCC"/>
-            </w:tcBorders>
-            <w:shd w:val="clear" w:color="auto" w:fill="D5E8F0"/>
-            <w:tcMar>
-              <w:top w:w="80" w:type="dxa"/>
-              <w:left w:w="120" w:type="dxa"/>
-              <w:bottom w:w="80" w:type="dxa"/>
-              <w:right w:w="120" w:type="dxa"/>
-            </w:tcMar>
+                <w:sz w:val="18"/>
+              </w:rPr>
+              <w:t>Tipo</w:t>
+            </w:r>
+          </w:p>
+        </w:tc>
+        <w:tc>
+          <w:tcPr>
+            <w:shd w:val="clear" w:color="auto" w:fill="F5F5F5"/>
           </w:tcPr>
           <w:p>
             <w:r>
               <w:rPr>
                 <w:b/>
-                <w:bCs/>
-                <w:sz w:val="20"/>
-                <w:szCs w:val="20"/>
-              </w:rPr>
-              <w:t>Scope técnico</w:t>
-            </w:r>
-          </w:p>
-        </w:tc>
-        <w:tc>
-          <w:tcPr>
-            <w:tcW w:w="2000" w:type="dxa"/>
-            <w:tcBorders>
-              <w:top w:val="single" w:sz="1" w:space="0" w:color="CCCCCC"/>
-              <w:left w:val="single" w:sz="1" w:space="0" w:color="CCCCCC"/>
-              <w:bottom w:val="single" w:sz="1" w:space="0" w:color="CCCCCC"/>
-              <w:right w:val="single" w:sz="1" w:space="0" w:color="CCCCCC"/>
-            </w:tcBorders>
-            <w:shd w:val="clear" w:color="auto" w:fill="D5E8F0"/>
-            <w:tcMar>
-              <w:top w:w="80" w:type="dxa"/>
-              <w:left w:w="120" w:type="dxa"/>
-              <w:bottom w:w="80" w:type="dxa"/>
-              <w:right w:w="120" w:type="dxa"/>
-            </w:tcMar>
+                <w:sz w:val="18"/>
+              </w:rPr>
+              <w:t>Verificación / elegibilidad</w:t>
+            </w:r>
+          </w:p>
+        </w:tc>
+        <w:tc>
+          <w:tcPr>
+            <w:shd w:val="clear" w:color="auto" w:fill="F5F5F5"/>
           </w:tcPr>
           <w:p>
             <w:r>
               <w:rPr>
                 <w:b/>
-                <w:bCs/>
-                <w:sz w:val="20"/>
-                <w:szCs w:val="20"/>
-              </w:rPr>
-              <w:t>Quién puede adherirse</w:t>
-            </w:r>
-          </w:p>
-        </w:tc>
-        <w:tc>
-          <w:tcPr>
-            <w:tcW w:w="2300" w:type="dxa"/>
-            <w:tcBorders>
-              <w:top w:val="single" w:sz="1" w:space="0" w:color="CCCCCC"/>
-              <w:left w:val="single" w:sz="1" w:space="0" w:color="CCCCCC"/>
-              <w:bottom w:val="single" w:sz="1" w:space="0" w:color="CCCCCC"/>
-              <w:right w:val="single" w:sz="1" w:space="0" w:color="CCCCCC"/>
-            </w:tcBorders>
-            <w:shd w:val="clear" w:color="auto" w:fill="D5E8F0"/>
-            <w:tcMar>
-              <w:top w:w="80" w:type="dxa"/>
-              <w:left w:w="120" w:type="dxa"/>
-              <w:bottom w:w="80" w:type="dxa"/>
-              <w:right w:w="120" w:type="dxa"/>
-            </w:tcMar>
+                <w:sz w:val="18"/>
+              </w:rPr>
+              <w:t>Duración</w:t>
+            </w:r>
+          </w:p>
+        </w:tc>
+        <w:tc>
+          <w:tcPr>
+            <w:shd w:val="clear" w:color="auto" w:fill="F5F5F5"/>
           </w:tcPr>
           <w:p>
             <w:r>
               <w:rPr>
                 <w:b/>
-                <w:bCs/>
-                <w:sz w:val="20"/>
-                <w:szCs w:val="20"/>
-              </w:rPr>
-              <w:t>Duración por defecto</w:t>
+                <w:sz w:val="18"/>
+              </w:rPr>
+              <w:t>Cierre</w:t>
+            </w:r>
+          </w:p>
+        </w:tc>
+        <w:tc>
+          <w:tcPr>
+            <w:shd w:val="clear" w:color="auto" w:fill="F5F5F5"/>
+          </w:tcPr>
+          <w:p>
+            <w:r>
+              <w:rPr>
+                <w:b/>
+                <w:sz w:val="18"/>
+              </w:rPr>
+              <w:t>Informe público</w:t>
+            </w:r>
+          </w:p>
+        </w:tc>
+        <w:tc>
+          <w:tcPr>
+            <w:shd w:val="clear" w:color="auto" w:fill="F5F5F5"/>
+          </w:tcPr>
+          <w:p>
+            <w:r>
+              <w:rPr>
+                <w:b/>
+                <w:sz w:val="18"/>
+              </w:rPr>
+              <w:t>GPS</w:t>
             </w:r>
           </w:p>
         </w:tc>
@@ -19580,322 +19548,446 @@
       <w:tr>
         <w:tc>
           <w:tcPr>
-            <w:tcW w:w="2200" w:type="dxa"/>
-            <w:tcBorders>
-              <w:top w:val="single" w:sz="1" w:space="0" w:color="CCCCCC"/>
-              <w:left w:val="single" w:sz="1" w:space="0" w:color="CCCCCC"/>
-              <w:bottom w:val="single" w:sz="1" w:space="0" w:color="CCCCCC"/>
-              <w:right w:val="single" w:sz="1" w:space="0" w:color="CCCCCC"/>
-            </w:tcBorders>
-            <w:tcMar>
-              <w:top w:w="80" w:type="dxa"/>
-              <w:left w:w="120" w:type="dxa"/>
-              <w:bottom w:w="80" w:type="dxa"/>
-              <w:right w:w="120" w:type="dxa"/>
-            </w:tcMar>
-          </w:tcPr>
-          <w:p>
-            <w:r>
-              <w:rPr>
-                <w:sz w:val="20"/>
-                <w:szCs w:val="20"/>
-              </w:rPr>
-              <w:t>🏧 Nacional</w:t>
-            </w:r>
-          </w:p>
-        </w:tc>
-        <w:tc>
-          <w:tcPr>
-            <w:tcW w:w="2500" w:type="dxa"/>
-            <w:tcBorders>
-              <w:top w:val="single" w:sz="1" w:space="0" w:color="CCCCCC"/>
-              <w:left w:val="single" w:sz="1" w:space="0" w:color="CCCCCC"/>
-              <w:bottom w:val="single" w:sz="1" w:space="0" w:color="CCCCCC"/>
-              <w:right w:val="single" w:sz="1" w:space="0" w:color="CCCCCC"/>
-            </w:tcBorders>
-            <w:tcMar>
-              <w:top w:w="80" w:type="dxa"/>
-              <w:left w:w="120" w:type="dxa"/>
-              <w:bottom w:w="80" w:type="dxa"/>
-              <w:right w:w="120" w:type="dxa"/>
-            </w:tcMar>
-          </w:tcPr>
-          <w:p>
-            <w:r>
-              <w:rPr>
-                <w:sz w:val="20"/>
-                <w:szCs w:val="20"/>
-              </w:rPr>
-              <w:t>national</w:t>
-            </w:r>
-          </w:p>
-        </w:tc>
-        <w:tc>
-          <w:tcPr>
-            <w:tcW w:w="2000" w:type="dxa"/>
-            <w:tcBorders>
-              <w:top w:val="single" w:sz="1" w:space="0" w:color="CCCCCC"/>
-              <w:left w:val="single" w:sz="1" w:space="0" w:color="CCCCCC"/>
-              <w:bottom w:val="single" w:sz="1" w:space="0" w:color="CCCCCC"/>
-              <w:right w:val="single" w:sz="1" w:space="0" w:color="CCCCCC"/>
-            </w:tcBorders>
-            <w:tcMar>
-              <w:top w:w="80" w:type="dxa"/>
-              <w:left w:w="120" w:type="dxa"/>
-              <w:bottom w:w="80" w:type="dxa"/>
-              <w:right w:w="120" w:type="dxa"/>
-            </w:tcMar>
-          </w:tcPr>
-          <w:p>
-            <w:r>
-              <w:rPr>
-                <w:sz w:val="20"/>
-                <w:szCs w:val="20"/>
-              </w:rPr>
-              <w:t>Participantes con SIM del país seleccionado (incluyendo residentes en el extranjero)</w:t>
-            </w:r>
-          </w:p>
-        </w:tc>
-        <w:tc>
-          <w:tcPr>
-            <w:tcW w:w="2300" w:type="dxa"/>
-            <w:tcBorders>
-              <w:top w:val="single" w:sz="1" w:space="0" w:color="CCCCCC"/>
-              <w:left w:val="single" w:sz="1" w:space="0" w:color="CCCCCC"/>
-              <w:bottom w:val="single" w:sz="1" w:space="0" w:color="CCCCCC"/>
-              <w:right w:val="single" w:sz="1" w:space="0" w:color="CCCCCC"/>
-            </w:tcBorders>
-            <w:tcMar>
-              <w:top w:w="80" w:type="dxa"/>
-              <w:left w:w="120" w:type="dxa"/>
-              <w:bottom w:w="80" w:type="dxa"/>
-              <w:right w:w="120" w:type="dxa"/>
-            </w:tcMar>
-          </w:tcPr>
-          <w:p>
-            <w:r>
-              <w:rPr>
-                <w:sz w:val="20"/>
-                <w:szCs w:val="20"/>
-              </w:rPr>
-              <w:t>36 horas</w:t>
+            <w:gridSpan w:val="6"/>
+            <w:shd w:val="clear" w:color="auto" w:fill="F5F5F5"/>
+          </w:tcPr>
+          <w:p>
+            <w:r>
+              <w:rPr>
+                <w:b/>
+                <w:sz w:val="16"/>
+                <w:color w:val="555555"/>
+              </w:rPr>
+              <w:t xml:space="preserve">ÁMBITO GEOGRÁFICO</w:t>
             </w:r>
           </w:p>
         </w:tc>
       </w:tr>
       <w:tr>
         <w:tc>
-          <w:tcPr>
-            <w:tcW w:w="2200" w:type="dxa"/>
-            <w:tcBorders>
-              <w:top w:val="single" w:sz="1" w:space="0" w:color="CCCCCC"/>
-              <w:left w:val="single" w:sz="1" w:space="0" w:color="CCCCCC"/>
-              <w:bottom w:val="single" w:sz="1" w:space="0" w:color="CCCCCC"/>
-              <w:right w:val="single" w:sz="1" w:space="0" w:color="CCCCCC"/>
-            </w:tcBorders>
-            <w:tcMar>
-              <w:top w:w="80" w:type="dxa"/>
-              <w:left w:w="120" w:type="dxa"/>
-              <w:bottom w:w="80" w:type="dxa"/>
-              <w:right w:w="120" w:type="dxa"/>
-            </w:tcMar>
-          </w:tcPr>
-          <w:p>
-            <w:r>
-              <w:rPr>
-                <w:sz w:val="20"/>
-                <w:szCs w:val="20"/>
-              </w:rPr>
-              <w:t>🌐 Regional</w:t>
-            </w:r>
-          </w:p>
-        </w:tc>
-        <w:tc>
-          <w:tcPr>
-            <w:tcW w:w="2500" w:type="dxa"/>
-            <w:tcBorders>
-              <w:top w:val="single" w:sz="1" w:space="0" w:color="CCCCCC"/>
-              <w:left w:val="single" w:sz="1" w:space="0" w:color="CCCCCC"/>
-              <w:bottom w:val="single" w:sz="1" w:space="0" w:color="CCCCCC"/>
-              <w:right w:val="single" w:sz="1" w:space="0" w:color="CCCCCC"/>
-            </w:tcBorders>
-            <w:tcMar>
-              <w:top w:w="80" w:type="dxa"/>
-              <w:left w:w="120" w:type="dxa"/>
-              <w:bottom w:w="80" w:type="dxa"/>
-              <w:right w:w="120" w:type="dxa"/>
-            </w:tcMar>
-          </w:tcPr>
-          <w:p>
-            <w:r>
-              <w:rPr>
-                <w:sz w:val="20"/>
-                <w:szCs w:val="20"/>
-              </w:rPr>
-              <w:t>regional</w:t>
-            </w:r>
-          </w:p>
-        </w:tc>
-        <w:tc>
-          <w:tcPr>
-            <w:tcW w:w="2000" w:type="dxa"/>
-            <w:tcBorders>
-              <w:top w:val="single" w:sz="1" w:space="0" w:color="CCCCCC"/>
-              <w:left w:val="single" w:sz="1" w:space="0" w:color="CCCCCC"/>
-              <w:bottom w:val="single" w:sz="1" w:space="0" w:color="CCCCCC"/>
-              <w:right w:val="single" w:sz="1" w:space="0" w:color="CCCCCC"/>
-            </w:tcBorders>
-            <w:tcMar>
-              <w:top w:w="80" w:type="dxa"/>
-              <w:left w:w="120" w:type="dxa"/>
-              <w:bottom w:w="80" w:type="dxa"/>
-              <w:right w:w="120" w:type="dxa"/>
-            </w:tcMar>
-          </w:tcPr>
-          <w:p>
-            <w:r>
-              <w:rPr>
-                <w:sz w:val="20"/>
-                <w:szCs w:val="20"/>
-              </w:rPr>
-              <w:t>Participantes con señales geográficas compatibles con la región. Si se configura dominio institucional, solo participantes con correo de ese dominio.</w:t>
-            </w:r>
-          </w:p>
-        </w:tc>
-        <w:tc>
-          <w:tcPr>
-            <w:tcW w:w="2300" w:type="dxa"/>
-            <w:tcBorders>
-              <w:top w:val="single" w:sz="1" w:space="0" w:color="CCCCCC"/>
-              <w:left w:val="single" w:sz="1" w:space="0" w:color="CCCCCC"/>
-              <w:bottom w:val="single" w:sz="1" w:space="0" w:color="CCCCCC"/>
-              <w:right w:val="single" w:sz="1" w:space="0" w:color="CCCCCC"/>
-            </w:tcBorders>
-            <w:tcMar>
-              <w:top w:w="80" w:type="dxa"/>
-              <w:left w:w="120" w:type="dxa"/>
-              <w:bottom w:w="80" w:type="dxa"/>
-              <w:right w:w="120" w:type="dxa"/>
-            </w:tcMar>
-          </w:tcPr>
-          <w:p>
-            <w:r>
-              <w:rPr>
-                <w:sz w:val="20"/>
-                <w:szCs w:val="20"/>
-              </w:rPr>
-              <w:t>8 horas</w:t>
+          <w:p>
+            <w:r>
+              <w:rPr>
+                <w:b/>
+                <w:sz w:val="20"/>
+              </w:rPr>
+              <w:t>🏛 Nacional</w:t>
+            </w:r>
+          </w:p>
+        </w:tc>
+        <w:tc>
+          <w:p>
+            <w:r>
+              <w:rPr>
+                <w:sz w:val="20"/>
+              </w:rPr>
+              <w:t xml:space="preserve">SIM del país declarado. Residentes en el extranjero con SIM nacional pueden participar.</w:t>
+            </w:r>
+          </w:p>
+        </w:tc>
+        <w:tc>
+          <w:p>
+            <w:r>
+              <w:rPr>
+                <w:sz w:val="20"/>
+              </w:rPr>
+              <w:t>36 h</w:t>
+            </w:r>
+          </w:p>
+        </w:tc>
+        <w:tc>
+          <w:p>
+            <w:r>
+              <w:rPr>
+                <w:sz w:val="20"/>
+              </w:rPr>
+              <w:t>~20:00</w:t>
+            </w:r>
+          </w:p>
+        </w:tc>
+        <w:tc>
+          <w:p>
+            <w:r>
+              <w:rPr>
+                <w:sz w:val="20"/>
+              </w:rPr>
+              <w:t>Distribución por ciudad y región</w:t>
+            </w:r>
+          </w:p>
+        </w:tc>
+        <w:tc>
+          <w:p>
+            <w:r>
+              <w:rPr>
+                <w:sz w:val="20"/>
+              </w:rPr>
+              <w:t>Opcional</w:t>
             </w:r>
           </w:p>
         </w:tc>
       </w:tr>
       <w:tr>
         <w:tc>
-          <w:tcPr>
-            <w:tcW w:w="2200" w:type="dxa"/>
-            <w:tcBorders>
-              <w:top w:val="single" w:sz="1" w:space="0" w:color="CCCCCC"/>
-              <w:left w:val="single" w:sz="1" w:space="0" w:color="CCCCCC"/>
-              <w:bottom w:val="single" w:sz="1" w:space="0" w:color="CCCCCC"/>
-              <w:right w:val="single" w:sz="1" w:space="0" w:color="CCCCCC"/>
-            </w:tcBorders>
-            <w:tcMar>
-              <w:top w:w="80" w:type="dxa"/>
-              <w:left w:w="120" w:type="dxa"/>
-              <w:bottom w:w="80" w:type="dxa"/>
-              <w:right w:w="120" w:type="dxa"/>
-            </w:tcMar>
-          </w:tcPr>
-          <w:p>
-            <w:r>
-              <w:rPr>
-                <w:sz w:val="20"/>
-                <w:szCs w:val="20"/>
+          <w:p>
+            <w:r>
+              <w:rPr>
+                <w:b/>
+                <w:sz w:val="20"/>
+              </w:rPr>
+              <w:t>🌐 Regional</w:t>
+            </w:r>
+          </w:p>
+        </w:tc>
+        <w:tc>
+          <w:p>
+            <w:r>
+              <w:rPr>
+                <w:sz w:val="20"/>
+              </w:rPr>
+              <w:t xml:space="preserve">SIM del país declarado. Región identificada por OSM ID (admin_level=4/6). Validado para los 27 países de la UE.</w:t>
+            </w:r>
+          </w:p>
+        </w:tc>
+        <w:tc>
+          <w:p>
+            <w:r>
+              <w:rPr>
+                <w:sz w:val="20"/>
+              </w:rPr>
+              <w:t>8 h</w:t>
+            </w:r>
+          </w:p>
+        </w:tc>
+        <w:tc>
+          <w:p>
+            <w:r>
+              <w:rPr>
+                <w:sz w:val="20"/>
+              </w:rPr>
+              <w:t>~16:00</w:t>
+            </w:r>
+          </w:p>
+        </w:tc>
+        <w:tc>
+          <w:p>
+            <w:r>
+              <w:rPr>
+                <w:sz w:val="20"/>
+              </w:rPr>
+              <w:t xml:space="preserve">3 niveles: ✓ GPS en la región · Nacionales sin GPS · Internacionales</w:t>
+            </w:r>
+          </w:p>
+        </w:tc>
+        <w:tc>
+          <w:p>
+            <w:r>
+              <w:rPr>
+                <w:sz w:val="20"/>
+              </w:rPr>
+              <w:t>Voluntario</w:t>
+            </w:r>
+          </w:p>
+        </w:tc>
+      </w:tr>
+      <w:tr>
+        <w:tc>
+          <w:p>
+            <w:r>
+              <w:rPr>
+                <w:b/>
+                <w:sz w:val="20"/>
+              </w:rPr>
+              <w:t xml:space="preserve">📍 Local ciudad/municipio</w:t>
+            </w:r>
+          </w:p>
+        </w:tc>
+        <w:tc>
+          <w:p>
+            <w:r>
+              <w:rPr>
+                <w:sz w:val="20"/>
+              </w:rPr>
+              <w:t xml:space="preserve">Cualquier número verificado. Municipio identificado por OSM ID (admin_level=8). Validado para los 27 países de la UE.</w:t>
+            </w:r>
+          </w:p>
+        </w:tc>
+        <w:tc>
+          <w:p>
+            <w:r>
+              <w:rPr>
+                <w:sz w:val="20"/>
+              </w:rPr>
+              <w:t>8 h</w:t>
+            </w:r>
+          </w:p>
+        </w:tc>
+        <w:tc>
+          <w:p>
+            <w:r>
+              <w:rPr>
+                <w:sz w:val="20"/>
+              </w:rPr>
+              <w:t>~16:00</w:t>
+            </w:r>
+          </w:p>
+        </w:tc>
+        <w:tc>
+          <w:p>
+            <w:r>
+              <w:rPr>
+                <w:sz w:val="20"/>
+              </w:rPr>
+              <w:t xml:space="preserve">3 niveles: ✓ GPS en el municipio · Nacionales sin GPS · Internacionales</w:t>
+            </w:r>
+          </w:p>
+        </w:tc>
+        <w:tc>
+          <w:p>
+            <w:r>
+              <w:rPr>
+                <w:sz w:val="20"/>
+              </w:rPr>
+              <w:t>Voluntario</w:t>
+            </w:r>
+          </w:p>
+        </w:tc>
+      </w:tr>
+      <w:tr>
+        <w:tc>
+          <w:p>
+            <w:r>
+              <w:rPr>
+                <w:b/>
+                <w:sz w:val="20"/>
               </w:rPr>
               <w:t>🌍 Global</w:t>
             </w:r>
           </w:p>
         </w:tc>
         <w:tc>
-          <w:tcPr>
-            <w:tcW w:w="2500" w:type="dxa"/>
-            <w:tcBorders>
-              <w:top w:val="single" w:sz="1" w:space="0" w:color="CCCCCC"/>
-              <w:left w:val="single" w:sz="1" w:space="0" w:color="CCCCCC"/>
-              <w:bottom w:val="single" w:sz="1" w:space="0" w:color="CCCCCC"/>
-              <w:right w:val="single" w:sz="1" w:space="0" w:color="CCCCCC"/>
-            </w:tcBorders>
-            <w:tcMar>
-              <w:top w:w="80" w:type="dxa"/>
-              <w:left w:w="120" w:type="dxa"/>
-              <w:bottom w:w="80" w:type="dxa"/>
-              <w:right w:w="120" w:type="dxa"/>
-            </w:tcMar>
-          </w:tcPr>
-          <w:p>
-            <w:r>
-              <w:rPr>
-                <w:sz w:val="20"/>
-                <w:szCs w:val="20"/>
-              </w:rPr>
-              <w:t>global</w:t>
-            </w:r>
-          </w:p>
-        </w:tc>
-        <w:tc>
-          <w:tcPr>
-            <w:tcW w:w="2000" w:type="dxa"/>
-            <w:tcBorders>
-              <w:top w:val="single" w:sz="1" w:space="0" w:color="CCCCCC"/>
-              <w:left w:val="single" w:sz="1" w:space="0" w:color="CCCCCC"/>
-              <w:bottom w:val="single" w:sz="1" w:space="0" w:color="CCCCCC"/>
-              <w:right w:val="single" w:sz="1" w:space="0" w:color="CCCCCC"/>
-            </w:tcBorders>
-            <w:tcMar>
-              <w:top w:w="80" w:type="dxa"/>
-              <w:left w:w="120" w:type="dxa"/>
-              <w:bottom w:w="80" w:type="dxa"/>
-              <w:right w:w="120" w:type="dxa"/>
-            </w:tcMar>
-          </w:tcPr>
-          <w:p>
-            <w:r>
-              <w:rPr>
-                <w:sz w:val="20"/>
-                <w:szCs w:val="20"/>
-              </w:rPr>
-              <w:t>Cualquier persona con un número de teléfono real, sin restricción geográfica</w:t>
-            </w:r>
-          </w:p>
-        </w:tc>
-        <w:tc>
-          <w:tcPr>
-            <w:tcW w:w="2300" w:type="dxa"/>
-            <w:tcBorders>
-              <w:top w:val="single" w:sz="1" w:space="0" w:color="CCCCCC"/>
-              <w:left w:val="single" w:sz="1" w:space="0" w:color="CCCCCC"/>
-              <w:bottom w:val="single" w:sz="1" w:space="0" w:color="CCCCCC"/>
-              <w:right w:val="single" w:sz="1" w:space="0" w:color="CCCCCC"/>
-            </w:tcBorders>
-            <w:tcMar>
-              <w:top w:w="80" w:type="dxa"/>
-              <w:left w:w="120" w:type="dxa"/>
-              <w:bottom w:w="80" w:type="dxa"/>
-              <w:right w:w="120" w:type="dxa"/>
-            </w:tcMar>
-          </w:tcPr>
-          <w:p>
-            <w:r>
-              <w:rPr>
-                <w:sz w:val="20"/>
-                <w:szCs w:val="20"/>
-              </w:rPr>
-              <w:t>72 horas</w:t>
+          <w:p>
+            <w:r>
+              <w:rPr>
+                <w:sz w:val="20"/>
+              </w:rPr>
+              <w:t xml:space="preserve">Cualquier número verificado. Sin restricción geográfica.</w:t>
+            </w:r>
+          </w:p>
+        </w:tc>
+        <w:tc>
+          <w:p>
+            <w:r>
+              <w:rPr>
+                <w:sz w:val="20"/>
+              </w:rPr>
+              <w:t>72 h</w:t>
+            </w:r>
+          </w:p>
+        </w:tc>
+        <w:tc>
+          <w:p>
+            <w:r>
+              <w:rPr>
+                <w:sz w:val="20"/>
+              </w:rPr>
+              <w:t>—</w:t>
+            </w:r>
+          </w:p>
+        </w:tc>
+        <w:tc>
+          <w:p>
+            <w:r>
+              <w:rPr>
+                <w:sz w:val="20"/>
+              </w:rPr>
+              <w:t>Distribución por país</w:t>
+            </w:r>
+          </w:p>
+        </w:tc>
+        <w:tc>
+          <w:p>
+            <w:r>
+              <w:rPr>
+                <w:sz w:val="20"/>
+              </w:rPr>
+              <w:t>Opcional</w:t>
+            </w:r>
+          </w:p>
+        </w:tc>
+      </w:tr>
+      <w:tr>
+        <w:tc>
+          <w:tcPr>
+            <w:gridSpan w:val="6"/>
+            <w:shd w:val="clear" w:color="auto" w:fill="F5F5F5"/>
+          </w:tcPr>
+          <w:p>
+            <w:r>
+              <w:rPr>
+                <w:b/>
+                <w:sz w:val="16"/>
+                <w:color w:val="555555"/>
+              </w:rPr>
+              <w:t xml:space="preserve">ÁMBITO INSTITUCIONAL</w:t>
+            </w:r>
+          </w:p>
+        </w:tc>
+      </w:tr>
+      <w:tr>
+        <w:tc>
+          <w:p>
+            <w:r>
+              <w:rPr>
+                <w:b/>
+                <w:sz w:val="20"/>
+              </w:rPr>
+              <w:t xml:space="preserve">📧 Institucional email OTP</w:t>
+            </w:r>
+          </w:p>
+        </w:tc>
+        <w:tc>
+          <w:p>
+            <w:r>
+              <w:rPr>
+                <w:sz w:val="20"/>
+              </w:rPr>
+              <w:t xml:space="preserve">Email institucional verificado. El convocante declara un dominio (ej: uu.nl, bcn.cat). Verificación por OTP de email, no SMS.</w:t>
+            </w:r>
+          </w:p>
+        </w:tc>
+        <w:tc>
+          <w:p>
+            <w:r>
+              <w:rPr>
+                <w:sz w:val="20"/>
+              </w:rPr>
+              <w:t>36 h</w:t>
+            </w:r>
+          </w:p>
+        </w:tc>
+        <w:tc>
+          <w:p>
+            <w:r>
+              <w:rPr>
+                <w:sz w:val="20"/>
+              </w:rPr>
+              <w:t>~20:00</w:t>
+            </w:r>
+          </w:p>
+        </w:tc>
+        <w:tc>
+          <w:p>
+            <w:r>
+              <w:rPr>
+                <w:sz w:val="20"/>
+              </w:rPr>
+              <w:t xml:space="preserve">Distribución por departamento / subdominio. Fiabilidad: 90%.</w:t>
+            </w:r>
+          </w:p>
+        </w:tc>
+        <w:tc>
+          <w:p>
+            <w:r>
+              <w:rPr>
+                <w:sz w:val="20"/>
+              </w:rPr>
+              <w:t>Opcional</w:t>
+            </w:r>
+          </w:p>
+        </w:tc>
+      </w:tr>
+      <w:tr>
+        <w:tc>
+          <w:p>
+            <w:r>
+              <w:rPr>
+                <w:b/>
+                <w:sz w:val="20"/>
+              </w:rPr>
+              <w:t xml:space="preserve">👥 Institucional + censo modo B</w:t>
+            </w:r>
+          </w:p>
+        </w:tc>
+        <w:tc>
+          <w:p>
+            <w:r>
+              <w:rPr>
+                <w:sz w:val="20"/>
+              </w:rPr>
+              <w:t xml:space="preserve">Email institucional + vouching por pares. Censo dinámico por oleadas. Mayor resistencia a cuentas falsas.</w:t>
+            </w:r>
+          </w:p>
+        </w:tc>
+        <w:tc>
+          <w:p>
+            <w:r>
+              <w:rPr>
+                <w:sz w:val="20"/>
+              </w:rPr>
+              <w:t>36 h</w:t>
+            </w:r>
+          </w:p>
+        </w:tc>
+        <w:tc>
+          <w:p>
+            <w:r>
+              <w:rPr>
+                <w:sz w:val="20"/>
+              </w:rPr>
+              <w:t>~20:00</w:t>
+            </w:r>
+          </w:p>
+        </w:tc>
+        <w:tc>
+          <w:p>
+            <w:r>
+              <w:rPr>
+                <w:sz w:val="20"/>
+              </w:rPr>
+              <w:t xml:space="preserve">Distribución por departamento. Fiabilidad: 90%+ con validación social.</w:t>
+            </w:r>
+          </w:p>
+        </w:tc>
+        <w:tc>
+          <w:p>
+            <w:r>
+              <w:rPr>
+                <w:sz w:val="20"/>
+              </w:rPr>
+              <w:t>Opcional</w:t>
             </w:r>
           </w:p>
         </w:tc>
       </w:tr>
     </w:tbl>
+    <w:p>
+      <w:pPr>
+        <w:spacing w:after="80"/>
+      </w:pPr>
+    </w:p>
+    <w:p>
+      <w:pPr>
+        <w:spacing w:after="100" w:line="300" w:lineRule="auto"/>
+        <w:jc w:val="both"/>
+      </w:pPr>
+      <w:r>
+        <w:rPr>
+          <w:i/>
+          <w:sz w:val="18"/>
+          <w:color w:val="555555"/>
+        </w:rPr>
+        <w:t xml:space="preserve">Todas las convocatorias requieren: tipo de abuso documentado · fuente periodística o institucional · destinatario institución pública validado por Wikidata. Fiabilidad SMS: GPS+SIM+IP = 95% · GPS+SIM = 92% · SIM+IP = 85% · Solo SIM = 75%.</w:t>
+      </w:r>
+    </w:p>
+    <w:p>
+      <w:pPr>
+        <w:spacing w:after="160" w:line="320" w:lineRule="auto"/>
+        <w:jc w:val="both"/>
+      </w:pPr>
+      <w:r>
+        <w:t xml:space="preserve">Institucional y Institucional+Censo (36 h): Verificación por OTP de email institucional. El informe muestra distribución por departamento o subdominio.</w:t>
+      </w:r>
+    </w:p>
     <w:p>
       <w:pPr>
         <w:spacing w:after="120"/>

--- a/docs/canonical/2.-VoiceProtest_v3_5_beta_auditado_final.docx
+++ b/docs/canonical/2.-VoiceProtest_v3_5_beta_auditado_final.docx
@@ -19436,547 +19436,50 @@
         <w:spacing w:after="120"/>
       </w:pPr>
     </w:p>
-    <w:tbl>
-      <w:tblPr>
-        <w:tblW w:w="9200" w:type="dxa"/>
-        <w:tblBorders>
-          <w:top w:val="single" w:sz="4" w:space="0" w:color="4CFFA4"/>
-          <w:left w:val="single" w:sz="4" w:space="0" w:color="CCCCCC"/>
-          <w:bottom w:val="single" w:sz="4" w:space="0" w:color="CCCCCC"/>
-          <w:right w:val="single" w:sz="4" w:space="0" w:color="CCCCCC"/>
-          <w:insideH w:val="single" w:sz="4" w:space="0" w:color="EEEEEE"/>
-          <w:insideV w:val="single" w:sz="4" w:space="0" w:color="EEEEEE"/>
-        </w:tblBorders>
-      </w:tblPr>
-      <w:tblGrid>
-        <w:gridCol w:w="1600"/>
-        <w:gridCol w:w="2400"/>
-        <w:gridCol w:w="900"/>
-        <w:gridCol w:w="900"/>
-        <w:gridCol w:w="2400"/>
-        <w:gridCol w:w="1000"/>
-      </w:tblGrid>
-      <w:tr>
-        <w:trPr>
-          <w:tblHeader/>
-        </w:trPr>
-        <w:tc>
-          <w:tcPr>
-            <w:shd w:val="clear" w:color="auto" w:fill="F5F5F5"/>
-          </w:tcPr>
-          <w:p>
-            <w:r>
-              <w:rPr>
-                <w:b/>
-                <w:sz w:val="18"/>
-              </w:rPr>
-              <w:t>Tipo</w:t>
-            </w:r>
-          </w:p>
-        </w:tc>
-        <w:tc>
-          <w:tcPr>
-            <w:shd w:val="clear" w:color="auto" w:fill="F5F5F5"/>
-          </w:tcPr>
-          <w:p>
-            <w:r>
-              <w:rPr>
-                <w:b/>
-                <w:sz w:val="18"/>
-              </w:rPr>
-              <w:t>Verificación / elegibilidad</w:t>
-            </w:r>
-          </w:p>
-        </w:tc>
-        <w:tc>
-          <w:tcPr>
-            <w:shd w:val="clear" w:color="auto" w:fill="F5F5F5"/>
-          </w:tcPr>
-          <w:p>
-            <w:r>
-              <w:rPr>
-                <w:b/>
-                <w:sz w:val="18"/>
-              </w:rPr>
-              <w:t>Duración</w:t>
-            </w:r>
-          </w:p>
-        </w:tc>
-        <w:tc>
-          <w:tcPr>
-            <w:shd w:val="clear" w:color="auto" w:fill="F5F5F5"/>
-          </w:tcPr>
-          <w:p>
-            <w:r>
-              <w:rPr>
-                <w:b/>
-                <w:sz w:val="18"/>
-              </w:rPr>
-              <w:t>Cierre</w:t>
-            </w:r>
-          </w:p>
-        </w:tc>
-        <w:tc>
-          <w:tcPr>
-            <w:shd w:val="clear" w:color="auto" w:fill="F5F5F5"/>
-          </w:tcPr>
-          <w:p>
-            <w:r>
-              <w:rPr>
-                <w:b/>
-                <w:sz w:val="18"/>
-              </w:rPr>
-              <w:t>Informe público</w:t>
-            </w:r>
-          </w:p>
-        </w:tc>
-        <w:tc>
-          <w:tcPr>
-            <w:shd w:val="clear" w:color="auto" w:fill="F5F5F5"/>
-          </w:tcPr>
-          <w:p>
-            <w:r>
-              <w:rPr>
-                <w:b/>
-                <w:sz w:val="18"/>
-              </w:rPr>
-              <w:t>GPS</w:t>
-            </w:r>
-          </w:p>
-        </w:tc>
-      </w:tr>
-      <w:tr>
-        <w:tc>
-          <w:tcPr>
-            <w:gridSpan w:val="6"/>
-            <w:shd w:val="clear" w:color="auto" w:fill="F5F5F5"/>
-          </w:tcPr>
-          <w:p>
-            <w:r>
-              <w:rPr>
-                <w:b/>
-                <w:sz w:val="16"/>
-                <w:color w:val="555555"/>
-              </w:rPr>
-              <w:t xml:space="preserve">ÁMBITO GEOGRÁFICO</w:t>
-            </w:r>
-          </w:p>
-        </w:tc>
-      </w:tr>
-      <w:tr>
-        <w:tc>
-          <w:p>
-            <w:r>
-              <w:rPr>
-                <w:b/>
-                <w:sz w:val="20"/>
-              </w:rPr>
-              <w:t>🏛 Nacional</w:t>
-            </w:r>
-          </w:p>
-        </w:tc>
-        <w:tc>
-          <w:p>
-            <w:r>
-              <w:rPr>
-                <w:sz w:val="20"/>
-              </w:rPr>
-              <w:t xml:space="preserve">SIM del país declarado. Residentes en el extranjero con SIM nacional pueden participar.</w:t>
-            </w:r>
-          </w:p>
-        </w:tc>
-        <w:tc>
-          <w:p>
-            <w:r>
-              <w:rPr>
-                <w:sz w:val="20"/>
-              </w:rPr>
-              <w:t>36 h</w:t>
-            </w:r>
-          </w:p>
-        </w:tc>
-        <w:tc>
-          <w:p>
-            <w:r>
-              <w:rPr>
-                <w:sz w:val="20"/>
-              </w:rPr>
-              <w:t>~20:00</w:t>
-            </w:r>
-          </w:p>
-        </w:tc>
-        <w:tc>
-          <w:p>
-            <w:r>
-              <w:rPr>
-                <w:sz w:val="20"/>
-              </w:rPr>
-              <w:t>Distribución por ciudad y región</w:t>
-            </w:r>
-          </w:p>
-        </w:tc>
-        <w:tc>
-          <w:p>
-            <w:r>
-              <w:rPr>
-                <w:sz w:val="20"/>
-              </w:rPr>
-              <w:t>Opcional</w:t>
-            </w:r>
-          </w:p>
-        </w:tc>
-      </w:tr>
-      <w:tr>
-        <w:tc>
-          <w:p>
-            <w:r>
-              <w:rPr>
-                <w:b/>
-                <w:sz w:val="20"/>
-              </w:rPr>
-              <w:t>🌐 Regional</w:t>
-            </w:r>
-          </w:p>
-        </w:tc>
-        <w:tc>
-          <w:p>
-            <w:r>
-              <w:rPr>
-                <w:sz w:val="20"/>
-              </w:rPr>
-              <w:t xml:space="preserve">SIM del país declarado. Región identificada por OSM ID (admin_level=4/6). Validado para los 27 países de la UE.</w:t>
-            </w:r>
-          </w:p>
-        </w:tc>
-        <w:tc>
-          <w:p>
-            <w:r>
-              <w:rPr>
-                <w:sz w:val="20"/>
-              </w:rPr>
-              <w:t>8 h</w:t>
-            </w:r>
-          </w:p>
-        </w:tc>
-        <w:tc>
-          <w:p>
-            <w:r>
-              <w:rPr>
-                <w:sz w:val="20"/>
-              </w:rPr>
-              <w:t>~16:00</w:t>
-            </w:r>
-          </w:p>
-        </w:tc>
-        <w:tc>
-          <w:p>
-            <w:r>
-              <w:rPr>
-                <w:sz w:val="20"/>
-              </w:rPr>
-              <w:t xml:space="preserve">3 niveles: ✓ GPS en la región · Nacionales sin GPS · Internacionales</w:t>
-            </w:r>
-          </w:p>
-        </w:tc>
-        <w:tc>
-          <w:p>
-            <w:r>
-              <w:rPr>
-                <w:sz w:val="20"/>
-              </w:rPr>
-              <w:t>Voluntario</w:t>
-            </w:r>
-          </w:p>
-        </w:tc>
-      </w:tr>
-      <w:tr>
-        <w:tc>
-          <w:p>
-            <w:r>
-              <w:rPr>
-                <w:b/>
-                <w:sz w:val="20"/>
-              </w:rPr>
-              <w:t xml:space="preserve">📍 Local ciudad/municipio</w:t>
-            </w:r>
-          </w:p>
-        </w:tc>
-        <w:tc>
-          <w:p>
-            <w:r>
-              <w:rPr>
-                <w:sz w:val="20"/>
-              </w:rPr>
-              <w:t xml:space="preserve">Cualquier número verificado. Municipio identificado por OSM ID (admin_level=8). Validado para los 27 países de la UE.</w:t>
-            </w:r>
-          </w:p>
-        </w:tc>
-        <w:tc>
-          <w:p>
-            <w:r>
-              <w:rPr>
-                <w:sz w:val="20"/>
-              </w:rPr>
-              <w:t>8 h</w:t>
-            </w:r>
-          </w:p>
-        </w:tc>
-        <w:tc>
-          <w:p>
-            <w:r>
-              <w:rPr>
-                <w:sz w:val="20"/>
-              </w:rPr>
-              <w:t>~16:00</w:t>
-            </w:r>
-          </w:p>
-        </w:tc>
-        <w:tc>
-          <w:p>
-            <w:r>
-              <w:rPr>
-                <w:sz w:val="20"/>
-              </w:rPr>
-              <w:t xml:space="preserve">3 niveles: ✓ GPS en el municipio · Nacionales sin GPS · Internacionales</w:t>
-            </w:r>
-          </w:p>
-        </w:tc>
-        <w:tc>
-          <w:p>
-            <w:r>
-              <w:rPr>
-                <w:sz w:val="20"/>
-              </w:rPr>
-              <w:t>Voluntario</w:t>
-            </w:r>
-          </w:p>
-        </w:tc>
-      </w:tr>
-      <w:tr>
-        <w:tc>
-          <w:p>
-            <w:r>
-              <w:rPr>
-                <w:b/>
-                <w:sz w:val="20"/>
-              </w:rPr>
-              <w:t>🌍 Global</w:t>
-            </w:r>
-          </w:p>
-        </w:tc>
-        <w:tc>
-          <w:p>
-            <w:r>
-              <w:rPr>
-                <w:sz w:val="20"/>
-              </w:rPr>
-              <w:t xml:space="preserve">Cualquier número verificado. Sin restricción geográfica.</w:t>
-            </w:r>
-          </w:p>
-        </w:tc>
-        <w:tc>
-          <w:p>
-            <w:r>
-              <w:rPr>
-                <w:sz w:val="20"/>
-              </w:rPr>
-              <w:t>72 h</w:t>
-            </w:r>
-          </w:p>
-        </w:tc>
-        <w:tc>
-          <w:p>
-            <w:r>
-              <w:rPr>
-                <w:sz w:val="20"/>
-              </w:rPr>
-              <w:t>—</w:t>
-            </w:r>
-          </w:p>
-        </w:tc>
-        <w:tc>
-          <w:p>
-            <w:r>
-              <w:rPr>
-                <w:sz w:val="20"/>
-              </w:rPr>
-              <w:t>Distribución por país</w:t>
-            </w:r>
-          </w:p>
-        </w:tc>
-        <w:tc>
-          <w:p>
-            <w:r>
-              <w:rPr>
-                <w:sz w:val="20"/>
-              </w:rPr>
-              <w:t>Opcional</w:t>
-            </w:r>
-          </w:p>
-        </w:tc>
-      </w:tr>
-      <w:tr>
-        <w:tc>
-          <w:tcPr>
-            <w:gridSpan w:val="6"/>
-            <w:shd w:val="clear" w:color="auto" w:fill="F5F5F5"/>
-          </w:tcPr>
-          <w:p>
-            <w:r>
-              <w:rPr>
-                <w:b/>
-                <w:sz w:val="16"/>
-                <w:color w:val="555555"/>
-              </w:rPr>
-              <w:t xml:space="preserve">ÁMBITO INSTITUCIONAL</w:t>
-            </w:r>
-          </w:p>
-        </w:tc>
-      </w:tr>
-      <w:tr>
-        <w:tc>
-          <w:p>
-            <w:r>
-              <w:rPr>
-                <w:b/>
-                <w:sz w:val="20"/>
-              </w:rPr>
-              <w:t xml:space="preserve">📧 Institucional email OTP</w:t>
-            </w:r>
-          </w:p>
-        </w:tc>
-        <w:tc>
-          <w:p>
-            <w:r>
-              <w:rPr>
-                <w:sz w:val="20"/>
-              </w:rPr>
-              <w:t xml:space="preserve">Email institucional verificado. El convocante declara un dominio (ej: uu.nl, bcn.cat). Verificación por OTP de email, no SMS.</w:t>
-            </w:r>
-          </w:p>
-        </w:tc>
-        <w:tc>
-          <w:p>
-            <w:r>
-              <w:rPr>
-                <w:sz w:val="20"/>
-              </w:rPr>
-              <w:t>36 h</w:t>
-            </w:r>
-          </w:p>
-        </w:tc>
-        <w:tc>
-          <w:p>
-            <w:r>
-              <w:rPr>
-                <w:sz w:val="20"/>
-              </w:rPr>
-              <w:t>~20:00</w:t>
-            </w:r>
-          </w:p>
-        </w:tc>
-        <w:tc>
-          <w:p>
-            <w:r>
-              <w:rPr>
-                <w:sz w:val="20"/>
-              </w:rPr>
-              <w:t xml:space="preserve">Distribución por departamento / subdominio. Fiabilidad: 90%.</w:t>
-            </w:r>
-          </w:p>
-        </w:tc>
-        <w:tc>
-          <w:p>
-            <w:r>
-              <w:rPr>
-                <w:sz w:val="20"/>
-              </w:rPr>
-              <w:t>Opcional</w:t>
-            </w:r>
-          </w:p>
-        </w:tc>
-      </w:tr>
-      <w:tr>
-        <w:tc>
-          <w:p>
-            <w:r>
-              <w:rPr>
-                <w:b/>
-                <w:sz w:val="20"/>
-              </w:rPr>
-              <w:t xml:space="preserve">👥 Institucional + censo modo B</w:t>
-            </w:r>
-          </w:p>
-        </w:tc>
-        <w:tc>
-          <w:p>
-            <w:r>
-              <w:rPr>
-                <w:sz w:val="20"/>
-              </w:rPr>
-              <w:t xml:space="preserve">Email institucional + vouching por pares. Censo dinámico por oleadas. Mayor resistencia a cuentas falsas.</w:t>
-            </w:r>
-          </w:p>
-        </w:tc>
-        <w:tc>
-          <w:p>
-            <w:r>
-              <w:rPr>
-                <w:sz w:val="20"/>
-              </w:rPr>
-              <w:t>36 h</w:t>
-            </w:r>
-          </w:p>
-        </w:tc>
-        <w:tc>
-          <w:p>
-            <w:r>
-              <w:rPr>
-                <w:sz w:val="20"/>
-              </w:rPr>
-              <w:t>~20:00</w:t>
-            </w:r>
-          </w:p>
-        </w:tc>
-        <w:tc>
-          <w:p>
-            <w:r>
-              <w:rPr>
-                <w:sz w:val="20"/>
-              </w:rPr>
-              <w:t xml:space="preserve">Distribución por departamento. Fiabilidad: 90%+ con validación social.</w:t>
-            </w:r>
-          </w:p>
-        </w:tc>
-        <w:tc>
-          <w:p>
-            <w:r>
-              <w:rPr>
-                <w:sz w:val="20"/>
-              </w:rPr>
-              <w:t>Opcional</w:t>
-            </w:r>
-          </w:p>
-        </w:tc>
-      </w:tr>
-    </w:tbl>
-    <w:p>
-      <w:pPr>
-        <w:spacing w:after="80"/>
-      </w:pPr>
-    </w:p>
-    <w:p>
-      <w:pPr>
-        <w:spacing w:after="100" w:line="300" w:lineRule="auto"/>
-        <w:jc w:val="both"/>
-      </w:pPr>
-      <w:r>
-        <w:rPr>
-          <w:i/>
-          <w:sz w:val="18"/>
-          <w:color w:val="555555"/>
-        </w:rPr>
-        <w:t xml:space="preserve">Todas las convocatorias requieren: tipo de abuso documentado · fuente periodística o institucional · destinatario institución pública validado por Wikidata. Fiabilidad SMS: GPS+SIM+IP = 95% · GPS+SIM = 92% · SIM+IP = 85% · Solo SIM = 75%.</w:t>
+    <w:p>
+      <w:pPr>
+        <w:spacing w:before="120" w:after="120"/>
+        <w:jc w:val="center"/>
+      </w:pPr>
+      <w:r>
+        <w:drawing>
+          <wp:inline xmlns:wp="http://schemas.openxmlformats.org/drawingml/2006/wordprocessingDrawing" xmlns:a="http://schemas.openxmlformats.org/drawingml/2006/main" xmlns:pic="http://schemas.openxmlformats.org/drawingml/2006/picture" xmlns:r="http://schemas.openxmlformats.org/officeDocument/2006/relationships">
+            <wp:extent cx="5760000" cy="4199563"/>
+            <wp:effectExtent l="0" t="0" r="0" b="0"/>
+            <wp:docPr id="101" name="tabla_tipos"/>
+            <wp:cNvGraphicFramePr>
+              <a:graphicFrameLocks xmlns:a="http://schemas.openxmlformats.org/drawingml/2006/main" noChangeAspect="1"/>
+            </wp:cNvGraphicFramePr>
+            <a:graphic xmlns:a="http://schemas.openxmlformats.org/drawingml/2006/main">
+              <a:graphicData uri="http://schemas.openxmlformats.org/drawingml/2006/picture">
+                <pic:pic xmlns:pic="http://schemas.openxmlformats.org/drawingml/2006/picture">
+                  <pic:nvPicPr>
+                    <pic:cNvPr id="102" name="tabla_tipos"/>
+                    <pic:cNvPicPr>
+                      <a:picLocks noChangeAspect="1" noChangeArrowheads="1"/>
+                    </pic:cNvPicPr>
+                  </pic:nvPicPr>
+                  <pic:blipFill>
+                    <a:blip xmlns:r="http://schemas.openxmlformats.org/officeDocument/2006/relationships" r:embed="rId20"/>
+                    <a:stretch>
+                      <a:fillRect/>
+                    </a:stretch>
+                  </pic:blipFill>
+                  <pic:spPr bwMode="auto">
+                    <a:xfrm>
+                      <a:off x="0" y="0"/>
+                      <a:ext cx="5760000" cy="4199563"/>
+                    </a:xfrm>
+                    <a:prstGeom prst="rect">
+                      <a:avLst/>
+                    </a:prstGeom>
+                    <a:noFill/>
+                  </pic:spPr>
+                </pic:pic>
+              </a:graphicData>
+            </a:graphic>
+          </wp:inline>
+        </w:drawing>
       </w:r>
     </w:p>
     <w:p>

--- a/docs/canonical/2.-VoiceProtest_v3_5_beta_auditado_final.docx
+++ b/docs/canonical/2.-VoiceProtest_v3_5_beta_auditado_final.docx
@@ -3116,7 +3116,7 @@
                 <w:sz w:val="18"/>
                 <w:szCs w:val="18"/>
               </w:rPr>
-              <w:t xml:space="preserve">SMS participants provide no email. Institutional participants provide domain email, hashed and not stored in plain text.</w:t>
+              <w:t xml:space="preserve">SMS participants provide no email. Institutional participants provide a domain email, which is hashed server-side with HMAC-SHA256 (the same protection used for phone numbers) and never stored in plain text. The only exception is the trusted-census mode, where a masked form of the address (for example j***@uu.nl) is shown to vouchers so they can recognise the candidate; the full address is still never persisted.</w:t>
             </w:r>
           </w:p>
         </w:tc>
@@ -3997,7 +3997,7 @@
           <w:sz w:val="20"/>
           <w:szCs w:val="20"/>
         </w:rPr>
-        <w:t xml:space="preserve">HMAC incorporates a secret key in the calculation. Without knowing that key, it is mathematically impossible to build a rainbow table. In Voice Protest, the secret key (PHONE_HASH_SECRET) is stored exclusively in Railway server environment variables.</w:t>
+        <w:t xml:space="preserve">HMAC incorporates a secret key in the calculation. Without knowing that key, it is mathematically impossible to build a rainbow table. In Voice Protest, the secret key (PHONE_HASH_SECRET) is stored exclusively in Railway server environment variables. The same reasoning applies to institutional email addresses, which are also low-entropy and highly predictable (for example name.surname@university.edu); they are protected with the same keyed HMAC-SHA256 hash. All identity hashing is performed server-side: the browser never derives a persistent identity hash, because it cannot hold the secret key and a client-side hash would necessarily be plain SHA-256.</w:t>
       </w:r>
     </w:p>
     <w:p>
@@ -5798,7 +5798,7 @@
           <w:sz w:val="20"/>
           <w:szCs w:val="20"/>
         </w:rPr>
-        <w:t xml:space="preserve">Institutional events use institutional email verification instead of SMS. The event creator declares an email domain (e.g., uu.nl, bcn.cat). Only people with a verified email from that domain can join. Mode A (entire institution): any person who can verify a domain email can join directly. Mode B (dynamic census): participation is restricted to a verified subset using a wave and vouching system.</w:t>
+        <w:t xml:space="preserve">Institutional events use institutional email verification instead of SMS. In the event-creation flow they are now offered as a distinct participation model — a separate “Institutional” block alongside the geographic scopes (National, Regional, Local, Global) — rather than as an option hidden inside the regional scope. The event creator declares an institutional email domain (e.g., uu.nl, students.uu.nl, hospital.org), and only people who verify an email from that domain can join. Two forms are available. The first, institutional by email domain (Mode A), admits any person who can verify a domain email. The second, institutional with a trusted census (Mode B), restricts participation to a verified subset of a department or closed group through a wave-and-vouching system. Because eligibility is established by institutional email membership rather than by location, an institutional event declares no municipality or region and produces no geographic breakdown in its public report; its reporting is by institution, not by territory.</w:t>
       </w:r>
     </w:p>
     <w:p>

--- a/docs/canonical/2.-VoiceProtest_v3_5_beta_auditado_final.docx
+++ b/docs/canonical/2.-VoiceProtest_v3_5_beta_auditado_final.docx
@@ -1725,7 +1725,7 @@
           <w:sz w:val="20"/>
           <w:szCs w:val="20"/>
         </w:rPr>
-        <w:t xml:space="preserve">Individual adhesions are logically deleted 90 days after event closure. The only data retained indefinitely are the aggregates necessary for the public report and the integrity record, which contain no information enabling identification of individual participants.</w:t>
+        <w:t xml:space="preserve">Individual adhesions are irreversibly anonymised 90 days after event closure: every individual or linkable field is permanently set to null, while the non-identifying aggregate row is kept so the closed public report stays intact. The only data retained indefinitely are the aggregates necessary for the public report and the integrity record, which contain no information enabling identification of individual participants. Verified-device records (the device-to-phone-hash association that enables skip-OTP) follow their own rule and are deleted after 270 days without any adhesion.</w:t>
       </w:r>
     </w:p>
     <w:p>
@@ -2281,7 +2281,7 @@
                 <w:sz w:val="18"/>
                 <w:szCs w:val="18"/>
               </w:rPr>
-              <w:t xml:space="preserve">90 days after event closure</w:t>
+              <w:t xml:space="preserve">Adhesion copy: 90 days after event closure. Verified-device record: deleted after 270 days of inactivity.</w:t>
             </w:r>
           </w:p>
         </w:tc>
@@ -4210,15 +4210,39 @@
           <w:sz w:val="20"/>
           <w:szCs w:val="20"/>
         </w:rPr>
-        <w:t xml:space="preserve">Deleted after 90 days: </w:t>
-      </w:r>
-      <w:r>
-        <w:rPr>
-          <w:color w:val="111111"/>
-          <w:sz w:val="20"/>
-          <w:szCs w:val="20"/>
-        </w:rPr>
-        <w:t xml:space="preserve">Individual adhesions including: phone_hash, nullifier, public commitment, device identifier, city/region/country, confidence level, GPS boolean, adhesion timestamp.</w:t>
+        <w:t xml:space="preserve">Anonymised after 90 days: </w:t>
+      </w:r>
+      <w:r>
+        <w:rPr>
+          <w:color w:val="111111"/>
+          <w:sz w:val="20"/>
+          <w:szCs w:val="20"/>
+        </w:rPr>
+        <w:t xml:space="preserve">Individual adhesions are irreversibly anonymised — phone_hash, nullifier, public commitment, device identifier, city/region, confidence-related signals and GPS coordinates are permanently set to null. The row itself is kept (country, GPS-confirmed flag and reliability score remain, as non-identifying aggregates) so the closed public report stays intact.</w:t>
+      </w:r>
+    </w:p>
+    <w:p>
+      <w:pPr>
+        <w:spacing w:after="120" w:before="80" w:line="320" w:lineRule="auto"/>
+        <w:jc w:val="both"/>
+      </w:pPr>
+      <w:r>
+        <w:rPr>
+          <w:b/>
+          <w:bCs/>
+          <w:color w:val="111111"/>
+          <w:sz w:val="20"/>
+          <w:szCs w:val="20"/>
+        </w:rPr>
+        <w:t xml:space="preserve">Verified-device records: </w:t>
+      </w:r>
+      <w:r>
+        <w:rPr>
+          <w:color w:val="111111"/>
+          <w:sz w:val="20"/>
+          <w:szCs w:val="20"/>
+        </w:rPr>
+        <w:t xml:space="preserve">The devices table (the association between a random device id and a phone-number hash, enabling skip-OTP on later events and preventing duplicate participation) is deleted after 270 days of inactivity — a sliding window refreshed on each adhesion. A device that returns later re-verifies once by SMS.</w:t>
       </w:r>
     </w:p>
     <w:p>
@@ -7043,7 +7067,7 @@
           <w:sz w:val="20"/>
           <w:szCs w:val="20"/>
         </w:rPr>
-        <w:t xml:space="preserve">In the current version there is no individual adhesion withdrawal mechanism. Individual data is automatically deleted 90 days after event closure.</w:t>
+        <w:t xml:space="preserve">In the current version there is no individual adhesion withdrawal mechanism. Individual data is automatically and irreversibly anonymised 90 days after event closure.</w:t>
       </w:r>
     </w:p>
     <w:p>
@@ -7935,7 +7959,7 @@
           <w:sz w:val="20"/>
           <w:szCs w:val="20"/>
         </w:rPr>
-        <w:t xml:space="preserve">Individual adhesions are deleted 90 days after event closure. But the data necessary for hash verification must remain permanently available. At the exact moment of each event’s closure, the system creates a permanent record in integrity_records containing: the integrity hash, the complete canonical input, the complete list of public commitments, total adhesions, city and confidence distributions, first and last adhesion timestamps, hash version, and calculation timestamp.</w:t>
+        <w:t xml:space="preserve">Individual adhesions are irreversibly anonymised 90 days after event closure. But the data necessary for hash verification must remain permanently available. At the exact moment of each event’s closure, the system creates a permanent record in integrity_records containing: the integrity hash, the complete canonical input, the complete list of public commitments, total adhesions, city and confidence distributions, first and last adhesion timestamps, hash version, and calculation timestamp.</w:t>
       </w:r>
     </w:p>
     <w:p>
@@ -7955,7 +7979,7 @@
           <w:sz w:val="18"/>
           <w:szCs w:val="18"/>
         </w:rPr>
-        <w:t xml:space="preserve">A closed event more than 90 days ago remains completely verifiable, because the necessary data is in integrity_records and does not depend on the deleted individual adhesions.</w:t>
+        <w:t xml:space="preserve">A closed event more than 90 days ago remains completely verifiable, because the necessary data is in integrity_records and does not depend on the anonymised individual adhesions.</w:t>
       </w:r>
     </w:p>
     <w:p>
@@ -10335,7 +10359,7 @@
           <w:sz w:val="20"/>
           <w:szCs w:val="20"/>
         </w:rPr>
-        <w:t xml:space="preserve">— Frontend sends POST /api/users/verify-otp. Backend verifies with Twilio. If correct, registers device in devices table with phone_hash.</w:t>
+        <w:t xml:space="preserve">— Frontend sends POST /api/users/verify-otp. Backend verifies with Twilio. If correct, registers device in devices table with phone_hash and last_seen.</w:t>
       </w:r>
     </w:p>
     <w:p>
@@ -10427,7 +10451,7 @@
           <w:sz w:val="20"/>
           <w:szCs w:val="20"/>
         </w:rPr>
-        <w:t xml:space="preserve">devices: id (random hex-32), phone_hash (HMAC-SHA256), verified_at, country_code, user_agent.</w:t>
+        <w:t xml:space="preserve">devices: id (random hex-32), phone_hash (HMAC-SHA256), verified_at, country_code, user_agent, last_seen (refreshed on each adhesion; the record is purged after 270 days of inactivity).</w:t>
       </w:r>
     </w:p>
     <w:p>
@@ -10443,7 +10467,7 @@
           <w:sz w:val="20"/>
           <w:szCs w:val="20"/>
         </w:rPr>
-        <w:t xml:space="preserve">adhesions: id, protest_id, device_id, phone_hash, nullifier, public_commitment, ciudad, region, pais, fiabilidad (60-95), gps_confirmed, adhesion_osm_id, gps_lat, gps_lng, gps_accuracy, created_at, deleted_at (NULL = active, NOT NULL = logically deleted).</w:t>
+        <w:t xml:space="preserve">adhesions: id, protest_id, device_id, phone_hash, nullifier, public_commitment, ciudad, region, pais, fiabilidad (60-95), gps_confirmed, adhesion_osm_id, gps_lat, gps_lng, gps_accuracy, created_at, anonymized_at (NULL = active; NOT NULL = irreversibly anonymised at 90 days), deleted_at (legacy soft-delete marker, cleared on anonymisation).</w:t>
       </w:r>
     </w:p>
     <w:p>

--- a/docs/canonical/2.-VoiceProtest_v3_5_beta_auditado_final.docx
+++ b/docs/canonical/2.-VoiceProtest_v3_5_beta_auditado_final.docx
@@ -810,7 +810,7 @@
           <w:sz w:val="20"/>
           <w:szCs w:val="20"/>
         </w:rPr>
-        <w:t xml:space="preserve">— Not a general petition or advocacy campaign platform. This is technically enforced at API level: four server-side admission rules apply to each event creation request — abuse type must be declared from a closed list; petition platform sources are rejected; demands phrased exclusively as requests are rejected; recipients must be public institutions verified via Wikidata server-side.</w:t>
+        <w:t>— Not a general petition or advocacy campaign platform. This is technically enforced at API level: four server-side admission rules apply to each event creation request — abuse type must be declared from a closed list; petition platform sources are rejected; demands phrased exclusively as requests are rejected; recipients must be public institutions, verified server-side against the Wikidata subclass hierarchy.</w:t>
       </w:r>
     </w:p>
     <w:p>
@@ -5328,7 +5328,7 @@
           <w:sz w:val="20"/>
           <w:szCs w:val="20"/>
         </w:rPr>
-        <w:t xml:space="preserve">— The complaint refers to a documented institutional power abuse: corruption, nepotism, serious negligence, opacity, or repression by an institution with public mandate or public funding.</w:t>
+        <w:t>— The complaint refers to a documented abuse of public power. The accepted types span integrity and corruption (corruption or embezzlement, trading in influence, illicit enrichment, procurement irregularities), maladministration (opacity, denial of access to public information, unjustified delay, discrimination, serious negligence, failure to fulfil a legal obligation) and rights (repression or censorship, violation of fundamental rights, excessive use of force, unlawful surveillance), plus a residual ‘other public power abuse’ — always by an institution with a public mandate or public funding.</w:t>
       </w:r>
     </w:p>
     <w:p>
@@ -5823,6 +5823,11 @@
           <w:szCs w:val="20"/>
         </w:rPr>
         <w:t xml:space="preserve">Institutional events use institutional email verification instead of SMS. In the event-creation flow they are now offered as a distinct participation model — a separate “Institutional” block alongside the geographic scopes (National, Regional, Local, Global) — rather than as an option hidden inside the regional scope. The event creator declares an institutional email domain (e.g., uu.nl, students.uu.nl, hospital.org), and only people who verify an email from that domain can join. Two forms are available. The first, institutional by email domain (Mode A), admits any person who can verify a domain email. The second, institutional with a trusted census (Mode B), restricts participation to a verified subset of a department or closed group through a wave-and-vouching system. Because eligibility is established by institutional email membership rather than by location, an institutional event declares no municipality or region and produces no geographic breakdown in its public report; its reporting is by institution, not by territory.</w:t>
+      </w:r>
+    </w:p>
+    <w:p>
+      <w:r>
+        <w:t>In addition, institutional events now declare the institution’s country as a mandatory field. Eligibility is unchanged — it remains control of an address on the institutional email domain — but the declared country records the institution’s seat, so the event appears on the map and can be found through the platform’s country-first navigation. The country is a locator only; it does not affect who may participate and produces no geographic breakdown of participants in the report.</w:t>
       </w:r>
     </w:p>
     <w:p>

--- a/docs/canonical/2.-VoiceProtest_v3_5_beta_auditado_final.docx
+++ b/docs/canonical/2.-VoiceProtest_v3_5_beta_auditado_final.docx
@@ -6782,7 +6782,7 @@
           <w:sz w:val="20"/>
           <w:szCs w:val="20"/>
         </w:rPr>
-        <w:t xml:space="preserve">For local and regional events, or when geographic confidence is low, an optional GPS sharing screen may appear. It clearly explains: coordinates used only to determine city/region; exact coordinates immediately discarded after geocoding; completely voluntary.</w:t>
+        <w:t xml:space="preserve">For local and regional events, a one-time interstitial appears when the participant taps "Join" (before phone verification). It explains that location turns the adhesion into verified territorial evidence in the public report, states that exact coordinates are immediately discarded after geocoding and never stored, and offers two equivalent choices — enable location, or continue without. Both proceed to verification; the choice is remembered per convocatoria and the prompt never repeats. Completely voluntary and non-gating.</w:t>
       </w:r>
     </w:p>
     <w:p>
@@ -6852,7 +6852,7 @@
           <w:sz w:val="20"/>
           <w:szCs w:val="20"/>
         </w:rPr>
-        <w:t xml:space="preserve">— For local events: "Strengthen my participation" — the first item, inviting voluntary GPS activation post-adhesion to improve geographic classification in the public report.</w:t>
+        <w:t xml:space="preserve">— For local and regional events: "Strengthen my participation" — the first item, inviting voluntary GPS activation post-adhesion to improve geographic classification in the public report. The single-use reinforcement token remains valid for 24 hours, and while it is alive the convocatoria’s detail screen offers a re-entry card, so a participant can join from home and reinforce later from the neighbourhood. Confirmation is shown only when the server accepts the update.</w:t>
       </w:r>
     </w:p>
     <w:p>
@@ -10472,7 +10472,7 @@
           <w:sz w:val="20"/>
           <w:szCs w:val="20"/>
         </w:rPr>
-        <w:t xml:space="preserve">adhesions: id, protest_id, device_id, phone_hash, nullifier, public_commitment, ciudad, region, pais, fiabilidad (60-95), gps_confirmed, adhesion_osm_id, gps_lat, gps_lng, gps_accuracy, created_at, anonymized_at (NULL = active; NOT NULL = irreversibly anonymised at 90 days), deleted_at (legacy soft-delete marker, cleared on anonymisation).</w:t>
+        <w:t xml:space="preserve">adhesions: id, protest_id, device_id, phone_hash, nullifier, public_commitment, ciudad, region, pais, pais_code (ISO 3166-1 alpha-2, added July 2026 — country classification compares codes, never localized names), fiabilidad (60-95), gps_confirmed, adhesion_osm_id, gps_lat, gps_lng, gps_accuracy, created_at, anonymized_at (NULL = active; NOT NULL = irreversibly anonymised at 90 days), deleted_at (legacy soft-delete marker, cleared on anonymisation).</w:t>
       </w:r>
     </w:p>
     <w:p>
@@ -14861,6 +14861,30 @@
           <w:szCs w:val="20"/>
         </w:rPr>
         <w:t xml:space="preserve">The local scope (city/municipality) was added with OSM ID-based municipality selection (admin_level=8) and three-tier geographic breakdown. The existing regional scope was upgraded to use the same methodology with OSM ID selection (admin_level=4/6). Post-adhesion GPS reinforcement was implemented using single-use tokens (gps_update_tokens) to avoid exposing the nullifier to the client.</w:t>
+      </w:r>
+    </w:p>
+    <w:p>
+      <w:pPr>
+        <w:spacing w:after="120" w:before="80" w:line="320" w:lineRule="auto"/>
+        <w:jc w:val="both"/>
+      </w:pPr>
+      <w:r>
+        <w:rPr>
+          <w:b/>
+          <w:bCs/>
+          <w:color w:val="111111"/>
+          <w:sz w:val="20"/>
+          <w:szCs w:val="20"/>
+        </w:rPr>
+        <w:t xml:space="preserve">July 2026 — Territorial flow hardening: </w:t>
+      </w:r>
+      <w:r>
+        <w:rPr>
+          <w:color w:val="111111"/>
+          <w:sz w:val="20"/>
+          <w:szCs w:val="20"/>
+        </w:rPr>
+        <w:t xml:space="preserve">An end-to-end testing session against a live regional convocatoria surfaced and fixed ten defects in the territorial pipeline, including a family of local-only conditions that made regional GPS reinforcement unreachable and a country-classification bug (localized names vs ISO codes, resolved with the pais_code column). The geographic signal is now offered at the moment of joining through an optional one-time interstitial, with the 24-hour single-use reinforcement token persisted client-side as a safety net. Empirical testing confirmed that mobile-carrier IP geolocation resolves to operator gateways (Santander SIMs geolocated to Llodio, Badajoz and Madrid), the documented basis for never counting IP as territorial evidence. Detail in the Audit Trail (12 July 2026); Methodology updated to v1.1, Security Audit to v1.2.</w:t>
       </w:r>
     </w:p>
     <w:p>

--- a/docs/canonical/2.-VoiceProtest_v3_5_beta_auditado_final.docx
+++ b/docs/canonical/2.-VoiceProtest_v3_5_beta_auditado_final.docx
@@ -6782,7 +6782,7 @@
           <w:sz w:val="20"/>
           <w:szCs w:val="20"/>
         </w:rPr>
-        <w:t xml:space="preserve">For local and regional events, a one-time interstitial appears when the participant taps "Join" (before phone verification). It explains that location turns the adhesion into verified territorial evidence in the public report, states that exact coordinates are immediately discarded after geocoding and never stored, and offers two equivalent choices — enable location, or continue without. Both proceed to verification; the choice is remembered per convocatoria and the prompt never repeats. Completely voluntary and non-gating.</w:t>
+        <w:t xml:space="preserve">For local and regional events, a one-time interstitial appears right after the participant enters their phone number and requests the code — not on opening the join screen, and not before phone entry. It explains that enabling location strengthens the local public report, states that exact coordinates are never stored, and offers two equivalent choices — enable location, or continue without. Both proceed to verification; the choice is remembered per convocatoria and the prompt never repeats. Completely voluntary and non-gating. (Revised 16 July 2026: moved later in the same pre-adhesion flow, so the request lands after the participant has already started the phone step, not before it — the underlying gate and data path are unchanged.)</w:t>
       </w:r>
     </w:p>
     <w:p>
@@ -6838,7 +6838,7 @@
           <w:sz w:val="20"/>
           <w:szCs w:val="20"/>
         </w:rPr>
-        <w:t xml:space="preserve">After successful registration, the confirmation screen shows your adhesion receipt and presents three action options in deliberate order:</w:t>
+        <w:t xml:space="preserve">After successful registration, the confirmation screen confirms the adhesion and presents three action options in deliberate order. (As of 16 July 2026, the screen does not display a cryptographic receipt: an earlier client-side placeholder value was found to be randomly generated and not derived from the real adhesion, and was removed rather than shown. No genuine per-adhesion receipt is displayed today; this document will be updated if one is added.)</w:t>
       </w:r>
     </w:p>
     <w:p>
@@ -6852,7 +6852,7 @@
           <w:sz w:val="20"/>
           <w:szCs w:val="20"/>
         </w:rPr>
-        <w:t xml:space="preserve">— For local and regional events: "Strengthen my participation" — the first item, inviting voluntary GPS activation post-adhesion to improve geographic classification in the public report. The single-use reinforcement token remains valid for 24 hours, and while it is alive the convocatoria’s detail screen offers a re-entry card, so a participant can join from home and reinforce later from the neighbourhood. Confirmation is shown only when the server accepts the update.</w:t>
+        <w:t xml:space="preserve">— Push notification activation: optional, with explicit warning that activating links your browser to this event, slightly reducing pseudonymity.</w:t>
       </w:r>
     </w:p>
     <w:p>
@@ -6881,6 +6881,36 @@
           <w:szCs w:val="20"/>
         </w:rPr>
         <w:t xml:space="preserve">— Sharing the event: completely voluntary; sharing exposes no data about your participation.</w:t>
+      </w:r>
+    </w:p>
+    <w:p>
+      <w:pPr>
+        <w:spacing w:after="60" w:before="60" w:line="300" w:lineRule="auto"/>
+        <w:ind w:left="560"/>
+      </w:pPr>
+      <w:r>
+        <w:rPr>
+          <w:color w:val="111111"/>
+          <w:sz w:val="20"/>
+          <w:szCs w:val="20"/>
+        </w:rPr>
+        <w:t xml:space="preserve">— Returning to the event’s detail screen: the exit option, to check the live count or the public report.</w:t>
+      </w:r>
+    </w:p>
+    <w:p>
+      <w:pPr>
+        <w:spacing w:after="120" w:before="60" w:line="300" w:lineRule="auto"/>
+        <w:ind w:left="560"/>
+      </w:pPr>
+      <w:r>
+        <w:rPr>
+          <w:i/>
+          <w:iCs/>
+          <w:color w:val="555555"/>
+          <w:sz w:val="19"/>
+          <w:szCs w:val="19"/>
+        </w:rPr>
+        <w:t xml:space="preserve">Note (16 July 2026, updated same day): earlier versions of this document, and the Audit Trail entry of 12 July 2026, described a fourth option here — a single-use, 24-hour "strengthen my participation" token offered on this screen, with a re-entry card on the detail screen. A review of the chat history in which the platform was built found that this mechanism was deliberately superseded, in a development session on this same date, by capturing location earlier in the flow (Section 3, Step 5 above) — a conscious decision, not an abandoned feature, made because location travelling with the initial adhesion was judged more reliable than a post-adhesion token. The interface strings and the orphaned code comment describing the retired mechanism have since been removed to match. This paragraph is retained as a record of the correction, not as an open item.</w:t>
       </w:r>
     </w:p>
     <w:p>
@@ -14885,6 +14915,30 @@
           <w:szCs w:val="20"/>
         </w:rPr>
         <w:t xml:space="preserve">An end-to-end testing session against a live regional convocatoria surfaced and fixed ten defects in the territorial pipeline, including a family of local-only conditions that made regional GPS reinforcement unreachable and a country-classification bug (localized names vs ISO codes, resolved with the pais_code column). The geographic signal is now offered at the moment of joining through an optional one-time interstitial, with the 24-hour single-use reinforcement token persisted client-side as a safety net. Empirical testing confirmed that mobile-carrier IP geolocation resolves to operator gateways (Santander SIMs geolocated to Llodio, Badajoz and Madrid), the documented basis for never counting IP as territorial evidence. Detail in the Audit Trail (12 July 2026); Methodology updated to v1.1, Security Audit to v1.2.</w:t>
+      </w:r>
+    </w:p>
+    <w:p>
+      <w:pPr>
+        <w:spacing w:after="120" w:before="80" w:line="320" w:lineRule="auto"/>
+        <w:jc w:val="both"/>
+      </w:pPr>
+      <w:r>
+        <w:rPr>
+          <w:b/>
+          <w:bCs/>
+          <w:color w:val="111111"/>
+          <w:sz w:val="20"/>
+          <w:szCs w:val="20"/>
+        </w:rPr>
+        <w:t xml:space="preserve">July 2026 — Entry-flow and interface honesty (16 July 2026): </w:t>
+      </w:r>
+      <w:r>
+        <w:rPr>
+          <w:color w:val="111111"/>
+          <w:sz w:val="20"/>
+          <w:szCs w:val="20"/>
+        </w:rPr>
+        <w:t xml:space="preserve">A UX review of the join flow reached from a shared link (e.g. WhatsApp) found the detail screen rendered blank when the target event was not yet in the client-side list — either a loading race, or a closed convocatoria, which the list endpoint excludes by design. Fixed with a direct by-id fetch fallback, loading and not-found states, and an explicit closed-event notice linking to the public report; closed events fetched this way are excluded from home listings, the map and the global counter, visible only on their own detail/report screens. Separately, the GPS interstitial trigger point was moved from immediately on opening the join screen to right after the participant submits their phone number — same pre-adhesion gate, same data path, later moment in the same flow. The confirmation screen's simulated three-stage progress delay (fixed timing, unrelated to any real work) and its client-generated placeholder receipt hash (random, not derived from the adhesion, never actually rendered) were both removed; the spinner now reflects the real adhesion call. This session also surfaced, but did not resolve, a discrepancy: the post-adhesion GPS reinforcement mechanism described in this document and in the Audit Trail (12 July 2026) is not present in the shipped interface. Recorded in the Audit Trail as an open item.</w:t>
       </w:r>
     </w:p>
     <w:p>

--- a/docs/canonical/2.-VoiceProtest_v3_5_beta_auditado_final.docx
+++ b/docs/canonical/2.-VoiceProtest_v3_5_beta_auditado_final.docx
@@ -810,7 +810,7 @@
           <w:sz w:val="20"/>
           <w:szCs w:val="20"/>
         </w:rPr>
-        <w:t>— Not a general petition or advocacy campaign platform. This is technically enforced at API level: four server-side admission rules apply to each event creation request — abuse type must be declared from a closed list; petition platform sources are rejected; demands phrased exclusively as requests are rejected; recipients must be public institutions, verified server-side against the Wikidata subclass hierarchy.</w:t>
+        <w:t>— Not a general petition or advocacy campaign platform. This is technically enforced at API level: six server-side admission rules apply to each event creation request — abuse type must be declared from a closed list; petition platform sources are rejected; social media and user-generated-content posts are also rejected as sources (added 16 July 2026); the source must show a verifiable connection to the reported event, not merely be reachable (added 16 July 2026); demands phrased exclusively as requests are rejected; recipients must be public institutions, verified server-side against the Wikidata subclass hierarchy.</w:t>
       </w:r>
     </w:p>
     <w:p>
@@ -6646,7 +6646,7 @@
           <w:sz w:val="20"/>
           <w:szCs w:val="20"/>
         </w:rPr>
-        <w:t xml:space="preserve">When you open an event link, you first see the detail screen showing all event information. It shows three real-time counters (adhesions, cities, time remaining), the geographic validation panel (showing SIM/IP signals before you enter any data), full event information (title, target institution, description, demands, documentary source, abuse category), and a contextual privacy message varying by event type and risk level.</w:t>
+        <w:t xml:space="preserve">When you open an event link, you first see the detail screen showing all event information. It shows three real-time counters (adhesions, cities, time remaining), full event information (title, target institution, description, demands, documentary source, abuse category), a short label next to the source link classifying its documentary type (official bulletin, institutional source, news media, academic source, civil society organisation, or unverified — informational only, never a gate), and a contextual privacy message varying by event type and risk level. (Corrected 16 July 2026: earlier versions of this document described a "geographic validation panel showing SIM/IP signals before you enter any data" as part of this screen. No such panel exists in the current detail screen, nor did a review find one anywhere in the join flow; the description is removed rather than left inaccurate. Also added this date: if the event link points to a convocatoria not yet in the locally-loaded list — either because the list had not finished loading, or because the event has since closed and the list endpoint excludes closed events by design — the screen now fetches it directly by id instead of rendering blank, and shows a loading state, a not-found state, or, for a closed event, a notice linking to its public report.)</w:t>
       </w:r>
     </w:p>
     <w:p>
@@ -6686,7 +6686,7 @@
           <w:sz w:val="20"/>
           <w:szCs w:val="20"/>
         </w:rPr>
-        <w:t xml:space="preserve">Select country prefix and enter mobile phone number. As you enter digits, a visual hash representation appears, illustrating the transformation process.</w:t>
+        <w:t xml:space="preserve">Select country prefix and enter mobile phone number. The screen states the reason for the request and the privacy guarantee directly above the field: the number is used to receive an SMS verification code and join the event, and is transformed into a secret, undecipherable code. (Corrected 16 July 2026: earlier versions of this document described a live visual hash representation appearing as digits are typed. A review of the current codebase found no such element in the phone-entry screen — it is not part of the shipped interface. This document previously overstated a feature that either was never built or was removed at some point without the description being updated; it has been corrected to describe the screen as it exists today, which instead states the privacy guarantee directly in text.)</w:t>
       </w:r>
     </w:p>
     <w:p>
@@ -6734,7 +6734,7 @@
           <w:sz w:val="20"/>
           <w:szCs w:val="20"/>
         </w:rPr>
-        <w:t xml:space="preserve">When you press Send code, an SMS is sent with a 6-digit code valid for 5-10 minutes.</w:t>
+        <w:t xml:space="preserve">When you press Send code, an SMS is sent with a 6-digit code valid for 10 minutes.</w:t>
       </w:r>
     </w:p>
     <w:p>
@@ -6758,7 +6758,7 @@
           <w:sz w:val="20"/>
           <w:szCs w:val="20"/>
         </w:rPr>
-        <w:t xml:space="preserve">Enter the six code digits. On entering the last digit, verification initiates automatically.</w:t>
+        <w:t xml:space="preserve">Enter the six code digits. On entering the last digit, verification initiates automatically. (Added 16 July 2026: on Android/Chrome, the code fills in and submits automatically via the WebOTP API, with no action needed; on iOS Safari, the code is offered as a one-tap suggestion above the keyboard. Both paths require the SMS to carry a domain-bound suffix — "@voiceprotest.org #123456" — via a custom Twilio Verify template, submitted for approval on 16 July 2026 and pending at time of writing; until it is approved, entry remains fully manual with no change in behaviour.)</w:t>
       </w:r>
     </w:p>
     <w:p>
@@ -6782,7 +6782,7 @@
           <w:sz w:val="20"/>
           <w:szCs w:val="20"/>
         </w:rPr>
-        <w:t xml:space="preserve">For local and regional events, a one-time interstitial appears right after the participant enters their phone number and requests the code — not on opening the join screen, and not before phone entry. It explains that enabling location strengthens the local public report, states that exact coordinates are never stored, and offers two equivalent choices — enable location, or continue without. Both proceed to verification; the choice is remembered per convocatoria and the prompt never repeats. Completely voluntary and non-gating. (Revised 16 July 2026: moved later in the same pre-adhesion flow, so the request lands after the participant has already started the phone step, not before it — the underlying gate and data path are unchanged.)</w:t>
+        <w:t xml:space="preserve">For local and regional events, a one-time interstitial appears right after the participant enters their phone number and requests the code — not on opening the join screen, and not before phone entry. It states that this is a local or regional event, and that enabling location strengthens the report and adds pressure on the recipient institution; exact coordinates are never stored. Two equivalent choices are offered — enable location, or continue without. Both proceed to verification; the choice is remembered per convocatoria and the prompt never repeats. Completely voluntary and non-gating. (Revised 16 July 2026: moved later in the same pre-adhesion flow, so the request lands after the participant has already started the phone step, not before it — the underlying gate and data path are unchanged. The wording was also revised the same day, replacing an earlier draft framed around an abstract reliability percentage with a direct statement of the political consequence — a verified local presence is harder for the recipient institution to dismiss — following the founder's observation that a percentage does not motivate a decision the way a concrete stake in the outcome does.)</w:t>
       </w:r>
     </w:p>
     <w:p>
@@ -14939,6 +14939,30 @@
           <w:szCs w:val="20"/>
         </w:rPr>
         <w:t xml:space="preserve">A UX review of the join flow reached from a shared link (e.g. WhatsApp) found the detail screen rendered blank when the target event was not yet in the client-side list — either a loading race, or a closed convocatoria, which the list endpoint excludes by design. Fixed with a direct by-id fetch fallback, loading and not-found states, and an explicit closed-event notice linking to the public report; closed events fetched this way are excluded from home listings, the map and the global counter, visible only on their own detail/report screens. Separately, the GPS interstitial trigger point was moved from immediately on opening the join screen to right after the participant submits their phone number — same pre-adhesion gate, same data path, later moment in the same flow. The confirmation screen's simulated three-stage progress delay (fixed timing, unrelated to any real work) and its client-generated placeholder receipt hash (random, not derived from the adhesion, never actually rendered) were both removed; the spinner now reflects the real adhesion call. This session also surfaced, but did not resolve, a discrepancy: the post-adhesion GPS reinforcement mechanism described in this document and in the Audit Trail (12 July 2026) is not present in the shipped interface. Recorded in the Audit Trail as an open item.</w:t>
+      </w:r>
+    </w:p>
+    <w:p>
+      <w:pPr>
+        <w:spacing w:after="120" w:before="80" w:line="320" w:lineRule="auto"/>
+        <w:jc w:val="both"/>
+      </w:pPr>
+      <w:r>
+        <w:rPr>
+          <w:b/>
+          <w:bCs/>
+          <w:color w:val="111111"/>
+          <w:sz w:val="20"/>
+          <w:szCs w:val="20"/>
+        </w:rPr>
+        <w:t xml:space="preserve">July 2026 — Source integrity, verification autofill and interface decluttering (16 July 2026, continued): </w:t>
+      </w:r>
+      <w:r>
+        <w:rPr>
+          <w:color w:val="111111"/>
+          <w:sz w:val="20"/>
+          <w:szCs w:val="20"/>
+        </w:rPr>
+        <w:t xml:space="preserve">Following the entry-flow and GPS-timing corrections earlier the same day, this pass addressed the source-quality mechanism, the SMS verification step, and two remaining points of onboarding friction. A shared server-side module (`lib/sourceCheck.js`) now backs both the informational documentary-quality preview and the real admission gate, which previously only blocked known petition platforms: two new hard rules reject social-media/user-generated-content posts as sources and require a submitted source to show some verifiable connection to the event, never a documentary-quality judgement. A field-name bug that had silently zeroed the Wikidata-verification component of the informational score for every event was corrected, and three separate, disagreeing re-implementations of the verb-admission check (one on the backend, two on the frontend) were consolidated into one. The event-creation flow was also corrected to stop showing a false "created successfully" navigation on a real rejection — a pre-existing issue that a later review found had, in one tested case, additionally left a phantom, never-persisted event visible in the local list until the page was reloaded; the underlying optimistic local-insert fallback no longer serves any purpose now that failures are reported honestly, and was removed. Separately, SMS verification-code entry was instrumented for autofill — the WebOTP API on Android/Chrome, and the passive `autocomplete="one-time-code"` suggestion on iOS Safari — pending approval of a custom, domain-bound Twilio Verify template (see Step 4 above). The phone-entry screen's heading was rewritten from a bare label to a full sentence stating what will happen and why, paired with a one-line privacy guarantee ("transformed into a secret, undecipherable code") deliberately avoiding "stored/not stored" phrasing per the founder's direction, after a real user reported not understanding what the screen was asking. Finally, the home screen's persistent device-status bar was reduced from three lines (a confidence percentage, a GPS-activation prompt, and SIM/IP/document indicator dots) to one (detected country only): review found the percentage and prompt served no actual decision on that screen, since location only matters within a specific local/regional event and is asked for again there regardless of anything done on the home screen first.</w:t>
       </w:r>
     </w:p>
     <w:p>

--- a/docs/canonical/2.-VoiceProtest_v3_5_beta_auditado_final.docx
+++ b/docs/canonical/2.-VoiceProtest_v3_5_beta_auditado_final.docx
@@ -7207,6 +7207,78 @@
           <w:sz w:val="24"/>
           <w:szCs w:val="24"/>
         </w:rPr>
+        <w:t xml:space="preserve">Public Discoverability Layer — reports.voiceprotest.org</w:t>
+      </w:r>
+    </w:p>
+    <w:p>
+      <w:pPr>
+        <w:spacing w:after="120" w:before="80" w:line="320" w:lineRule="auto"/>
+        <w:jc w:val="both"/>
+      </w:pPr>
+      <w:r>
+        <w:rPr>
+          <w:color w:val="111111"/>
+          <w:sz w:val="20"/>
+          <w:szCs w:val="20"/>
+        </w:rPr>
+        <w:t xml:space="preserve">Added 16–18 July 2026 (Discoverability Phase 2). The main application is a hash-routed single-page app (voiceprotest.org/#/detail/:id), which search engines and link-preview bots cannot read individually — everything after the "#" is client-side only, so every such URL looks identical to a crawler. reports.voiceprotest.org is a second custom domain pointed at the same Railway service as api.voiceprotest.org, serving a plain server-rendered HTML page per convocatoria or closed report, generated fresh from Supabase on every request. It is not a separate copy of the data and nothing is cached beyond a bounded 30-second window: an active convocatoria's count and time remaining are always current, for a person and a crawler alike.</w:t>
+      </w:r>
+    </w:p>
+    <w:p>
+      <w:pPr>
+        <w:spacing w:after="120" w:before="80" w:line="320" w:lineRule="auto"/>
+        <w:jc w:val="both"/>
+      </w:pPr>
+      <w:r>
+        <w:rPr>
+          <w:color w:val="111111"/>
+          <w:sz w:val="20"/>
+          <w:szCs w:val="20"/>
+        </w:rPr>
+        <w:t xml:space="preserve">Design rationale (agreed with the external auditor before implementation): Google's current guidance discourages user-agent-based "dynamic rendering" as a long-term SEO solution, in favour of serving the same content to everyone. The team considered and rejected two alternatives — a Cloudflare-based proxy that would branch on user-agent, and having the Railway backend commit generated HTML directly into the frontend's GitHub repository (requiring a new, broadly-scoped write credential). The chosen design needed neither: it uses a second subdomain of infrastructure the project already trusts, with no new secrets and no cloaking of any kind.</w:t>
+      </w:r>
+    </w:p>
+    <w:p>
+      <w:pPr>
+        <w:spacing w:after="120" w:before="80" w:line="320" w:lineRule="auto"/>
+        <w:jc w:val="both"/>
+      </w:pPr>
+      <w:r>
+        <w:rPr>
+          <w:color w:val="111111"/>
+          <w:sz w:val="20"/>
+          <w:szCs w:val="20"/>
+        </w:rPr>
+        <w:t xml:space="preserve">Each page carries Open Graph tags and JSON-LD structured data — schema.org Event for an active convocatoria (including the location field required by Google's Event rich-result guidelines even for an online event, added 18 July 2026 after Rich Results Test initially reported no eligible item), and schema.org Dataset for a closed report. Validated against Google's Rich Results Test for both states. A dynamic sitemap.xml and a domain-specific robots.txt are served at the same subdomain, since search engines evaluate robots.txt per origin and do not inherit the main site's file. The WhatsApp share message and the in-app join link are unchanged by any of this — reports.voiceprotest.org is an additional discovery channel for people who do not yet know the project, not a replacement for the direct link sent to someone already convinced.</w:t>
+      </w:r>
+    </w:p>
+    <w:p>
+      <w:pPr>
+        <w:spacing w:after="120" w:before="80" w:line="320" w:lineRule="auto"/>
+        <w:jc w:val="both"/>
+      </w:pPr>
+      <w:r>
+        <w:rPr>
+          <w:color w:val="111111"/>
+          <w:sz w:val="20"/>
+          <w:szCs w:val="20"/>
+        </w:rPr>
+        <w:t xml:space="preserve">Because this is a new unauthenticated public surface, an internal review (18 July 2026, structured against a public-trust/privacy/transparency/security/simplicity/sustainability rubric) required three hardening fixes before being considered complete: a rate limit specific to the sitemap endpoint (stricter than the app-wide limit, since it runs the single most expensive query in the plugin), a bounded short-lived render cache, and URL-scheme validation before the documentary source is ever rendered as a clickable link. Full detail in the Security Audit (v1.4) and the Audit Trail (18 July 2026).</w:t>
+      </w:r>
+    </w:p>
+    <w:p>
+      <w:pPr>
+        <w:pStyle w:val="Heading2"/>
+        <w:spacing w:after="140" w:before="280"/>
+      </w:pPr>
+      <w:r>
+        <w:rPr>
+          <w:b/>
+          <w:bCs/>
+          <w:color w:val="111111"/>
+          <w:sz w:val="24"/>
+          <w:szCs w:val="24"/>
+        </w:rPr>
         <w:t xml:space="preserve">1. What Is the Public Report?</w:t>
       </w:r>
     </w:p>
@@ -14963,6 +15035,30 @@
           <w:szCs w:val="20"/>
         </w:rPr>
         <w:t xml:space="preserve">Following the entry-flow and GPS-timing corrections earlier the same day, this pass addressed the source-quality mechanism, the SMS verification step, and two remaining points of onboarding friction. A shared server-side module (`lib/sourceCheck.js`) now backs both the informational documentary-quality preview and the real admission gate, which previously only blocked known petition platforms: two new hard rules reject social-media/user-generated-content posts as sources and require a submitted source to show some verifiable connection to the event, never a documentary-quality judgement. A field-name bug that had silently zeroed the Wikidata-verification component of the informational score for every event was corrected, and three separate, disagreeing re-implementations of the verb-admission check (one on the backend, two on the frontend) were consolidated into one. The event-creation flow was also corrected to stop showing a false "created successfully" navigation on a real rejection — a pre-existing issue that a later review found had, in one tested case, additionally left a phantom, never-persisted event visible in the local list until the page was reloaded; the underlying optimistic local-insert fallback no longer serves any purpose now that failures are reported honestly, and was removed. Separately, SMS verification-code entry was instrumented for autofill — the WebOTP API on Android/Chrome, and the passive `autocomplete="one-time-code"` suggestion on iOS Safari — pending approval of a custom, domain-bound Twilio Verify template (see Step 4 above). The phone-entry screen's heading was rewritten from a bare label to a full sentence stating what will happen and why, paired with a one-line privacy guarantee ("transformed into a secret, undecipherable code") deliberately avoiding "stored/not stored" phrasing per the founder's direction, after a real user reported not understanding what the screen was asking. Finally, the home screen's persistent device-status bar was reduced from three lines (a confidence percentage, a GPS-activation prompt, and SIM/IP/document indicator dots) to one (detected country only): review found the percentage and prompt served no actual decision on that screen, since location only matters within a specific local/regional event and is asked for again there regardless of anything done on the home screen first.</w:t>
+      </w:r>
+    </w:p>
+    <w:p>
+      <w:pPr>
+        <w:spacing w:after="120" w:before="80" w:line="320" w:lineRule="auto"/>
+        <w:jc w:val="both"/>
+      </w:pPr>
+      <w:r>
+        <w:rPr>
+          <w:b/>
+          <w:bCs/>
+          <w:color w:val="111111"/>
+          <w:sz w:val="20"/>
+          <w:szCs w:val="20"/>
+        </w:rPr>
+        <w:t xml:space="preserve">July 2026 — Discoverability Phase 2: reports.voiceprotest.org (18 July 2026): </w:t>
+      </w:r>
+      <w:r>
+        <w:rPr>
+          <w:color w:val="111111"/>
+          <w:sz w:val="20"/>
+          <w:szCs w:val="20"/>
+        </w:rPr>
+        <w:t xml:space="preserve">Following Phase 1 (Static Foundations — robots.txt, sitemap.xml, quienes-somos.html in four languages), the second domain reports.voiceprotest.org went live, giving individual convocatorias and closed reports their own crawlable, shareable URL — something the hash-routed main app cannot provide per-page. Agreed with the external auditor before implementation: avoid both Cloudflare-based user-agent detection and granting the backend write access to the frontend's GitHub repository, in favour of a second subdomain of already-trusted Railway infrastructure serving identical, uncached-beyond-30-seconds content to humans and crawlers alike. Validated with Google's Rich Results Test for both convocatoria states (Event, once a missing but Google-required location field was added; Dataset, correct on first attempt) and submitted to Google Search Console. A same-day internal security review added three hardening fixes — endpoint-specific rate limiting, a bounded render cache, and URL-scheme validation on the documentary source link — before considering the surface complete. See the Public Discoverability Layer section above, the Security Audit (v1.4) and the Audit Trail (18 July 2026) for full detail.</w:t>
       </w:r>
     </w:p>
     <w:p>

--- a/docs/canonical/2.-VoiceProtest_v3_5_beta_auditado_final.docx
+++ b/docs/canonical/2.-VoiceProtest_v3_5_beta_auditado_final.docx
@@ -6899,6 +6899,20 @@
     </w:p>
     <w:p>
       <w:pPr>
+        <w:spacing w:after="60" w:before="60" w:line="300" w:lineRule="auto"/>
+        <w:ind w:left="560"/>
+      </w:pPr>
+      <w:r>
+        <w:rPr>
+          <w:color w:val="111111"/>
+          <w:sz w:val="20"/>
+          <w:szCs w:val="20"/>
+        </w:rPr>
+        <w:t xml:space="preserve">— Reinforcing location (conditional, added back 21 July 2026): shown only for a local/regional adhesion that did not carry GPS at join time. Offers one further attempt, using the same single-use, 24-hour token issued at join — see the note below for why this is a reconnection, not new construction.</w:t>
+      </w:r>
+    </w:p>
+    <w:p>
+      <w:pPr>
         <w:spacing w:after="120" w:before="60" w:line="300" w:lineRule="auto"/>
         <w:ind w:left="560"/>
       </w:pPr>
@@ -6910,7 +6924,7 @@
           <w:sz w:val="19"/>
           <w:szCs w:val="19"/>
         </w:rPr>
-        <w:t xml:space="preserve">Note (16 July 2026, updated same day): earlier versions of this document, and the Audit Trail entry of 12 July 2026, described a fourth option here — a single-use, 24-hour "strengthen my participation" token offered on this screen, with a re-entry card on the detail screen. A review of the chat history in which the platform was built found that this mechanism was deliberately superseded, in a development session on this same date, by capturing location earlier in the flow (Section 3, Step 5 above) — a conscious decision, not an abandoned feature, made because location travelling with the initial adhesion was judged more reliable than a post-adhesion token. The interface strings and the orphaned code comment describing the retired mechanism have since been removed to match. This paragraph is retained as a record of the correction, not as an open item.</w:t>
+        <w:t xml:space="preserve">Note (originally 16 July 2026; corrected 21 July 2026): earlier versions of this document, and the Audit Trail entry of 12 July 2026, described a post-adhesion "strengthen my participation" mechanism. A 16 July review found the frontend UI for it (button, interface strings, a code comment referencing it) had been removed, with no trace of it left calling the backend — recorded then as deliberately superseded, not an abandoned feature, on the reasoning that capturing location earlier in the flow (Section 3, Step 5 above) was more reliable than a post-adhesion token. That conclusion was half right: the design decision to prioritise pre-adhesion capture was real, but the backend endpoint for post-adhesion reinforcement (PATCH .../adhesion, and the single-use token issued at join) had in fact never been removed — only every frontend caller of it had. On 21 July 2026, following a specific real-world case (two participants in an active local convocatoria whose GPS permission silently failed with no browser prompt and no error shown — see the Audit Trail's Capa 0 entry), this was reconnected: a conditional card on this screen, shown only when a local/regional adhesion lacks GPS, calling the same backend endpoint that had been sitting unused. This is corrective, not new construction — the endpoint was already built, tested and hardened (12 July 2026); only the frontend had been missing since some point before 16 July.</w:t>
       </w:r>
     </w:p>
     <w:p>
@@ -15059,6 +15073,30 @@
           <w:szCs w:val="20"/>
         </w:rPr>
         <w:t xml:space="preserve">Following Phase 1 (Static Foundations — robots.txt, sitemap.xml, quienes-somos.html in four languages), the second domain reports.voiceprotest.org went live, giving individual convocatorias and closed reports their own crawlable, shareable URL — something the hash-routed main app cannot provide per-page. Agreed with the external auditor before implementation: avoid both Cloudflare-based user-agent detection and granting the backend write access to the frontend's GitHub repository, in favour of a second subdomain of already-trusted Railway infrastructure serving identical, uncached-beyond-30-seconds content to humans and crawlers alike. Validated with Google's Rich Results Test for both convocatoria states (Event, once a missing but Google-required location field was added; Dataset, correct on first attempt) and submitted to Google Search Console. A same-day internal security review added three hardening fixes — endpoint-specific rate limiting, a bounded render cache, and URL-scheme validation on the documentary source link — before considering the surface complete. See the Public Discoverability Layer section above, the Security Audit (v1.4) and the Audit Trail (18 July 2026) for full detail.</w:t>
+      </w:r>
+    </w:p>
+    <w:p>
+      <w:pPr>
+        <w:spacing w:after="120" w:before="80" w:line="320" w:lineRule="auto"/>
+        <w:jc w:val="both"/>
+      </w:pPr>
+      <w:r>
+        <w:rPr>
+          <w:b/>
+          <w:bCs/>
+          <w:color w:val="111111"/>
+          <w:sz w:val="20"/>
+          <w:szCs w:val="20"/>
+        </w:rPr>
+        <w:t xml:space="preserve">July 2026 — GPS reinforcement reconnected; threat-model review (21–22 July 2026): </w:t>
+      </w:r>
+      <w:r>
+        <w:rPr>
+          <w:color w:val="111111"/>
+          <w:sz w:val="20"/>
+          <w:szCs w:val="20"/>
+        </w:rPr>
+        <w:t xml:space="preserve">A real production case — two participants in an active local convocatoria (Las Llamas) whose devices (Android/ColorOS and iOS) never showed a browser location permission prompt at all, with the failure silently swallowed — prompted a layered fix. First, the silent failure itself: the geolocation error handler in the join screen now distinguishes permission-denied, timeout and unavailable, with OS-specific guidance for the two most likely real causes (a device manufacturer's own location gate, or Location Services off system-wide) rather than saying nothing. Second, the post-adhesion reinforcement mechanism was reconnected: as recorded above, its backend half had never actually been removed, only every frontend caller of it — a new conditional card on the confirmation screen, shown only when a local/regional adhesion lacks GPS, now calls that same existing endpoint. Third, an audit of the exact call chain from tap to `getCurrentPosition()` in both places found it clean — a single microtask between the click and the call, well within any browser's activation window — which rules out a broken gesture chain and reinforces the OS/manufacturer-level explanation for the original failures. Separately, a structured internal security review (spam/abuse, bot, denial-of-service, enumeration, privilege-escalation, replay, social-engineering vectors) examined the codebase and found: convocatoria creation had no reCAPTCHA requirement and no route-specific rate limit, allowing a scripted flood of attempts to consume real cost (each attempt triggers a Wikidata lookup and a source fetch before being rejected) — both added; reCAPTCHA verification failed open (skipped entirely) if its secret was unset, now fails closed in production; and the duplicate-adhesion database rejection (nullifier or device uniqueness) fell through to a generic error, now returns a clear message — reusing an existing frontend handler that had been waiting for exactly this response and was never reached. One suspected gap, the nullifier's database-level uniqueness, was checked directly against production (`select conname, contype from pg_constraint where conrelid = 'adhesions'::regclass`) and confirmed already correctly enforced (`adhesions_nullifier_key`, unique) — the earlier concern is recorded here as resolved by verification, not by a code change.</w:t>
       </w:r>
     </w:p>
     <w:p>

--- a/docs/canonical/2.-VoiceProtest_v3_5_beta_auditado_final.docx
+++ b/docs/canonical/2.-VoiceProtest_v3_5_beta_auditado_final.docx
@@ -510,7 +510,7 @@
           <w:sz w:val="20"/>
           <w:szCs w:val="20"/>
         </w:rPr>
-        <w:t xml:space="preserve">The central thesis of Voice Protest is that a digital protest can be verifiable without becoming a public list of identities. Verifying means checking certain properties: that the adhesion comes from a real person, that this person does not participate twice in the same event, and that a reasonable link exists with the affected community. The technical detail of how this verification is achieved belongs to the privacy and technical documentation parts.</w:t>
+        <w:t xml:space="preserve">The central thesis of Voice Protest is that a digital protest can be verifiable without becoming a public list of identities. Verifying means checking certain properties: that the adhesion comes from a real, working phone number, that the same phone number does not adhere twice to the same event, and that a reasonable link exists with the affected community. The technical detail of how this verification is achieved belongs to the privacy and technical documentation parts. (Corrected 22 July 2026: earlier phrasing said "a real person" and "this person does not participate twice" — the system verifies a phone number, not a person; the same person using two different numbers would produce two valid adhesions, which the earlier wording did not make clear. See the Methodology, §3, "Uniqueness".)</w:t>
       </w:r>
     </w:p>
     <w:p>
@@ -1072,7 +1072,7 @@
           <w:sz w:val="20"/>
           <w:szCs w:val="20"/>
         </w:rPr>
-        <w:t xml:space="preserve">Demonstrate that an adhesion comes from a real and unique person without revealing who that person is. Verification is carried out through the mobile phone number as proof of existence, combined with cryptographic techniques that transform that number into an irreversible pseudonymous identifier. The original number is not stored after verification.</w:t>
+        <w:t xml:space="preserve">Demonstrate that an adhesion comes from a real, unique phone number without revealing which number it is. Verification is carried out through the mobile phone number as proof of existence, combined with cryptographic techniques that transform that number into an irreversible pseudonymous identifier. The original number is not stored after verification. (Corrected 22 July 2026: "a real and unique person" overstated what is verified — see §3 of the Methodology.)</w:t>
       </w:r>
     </w:p>
     <w:p>
@@ -6514,7 +6514,7 @@
           <w:sz w:val="20"/>
           <w:szCs w:val="20"/>
         </w:rPr>
-        <w:t xml:space="preserve">— That you are a real person with access to a real mobile phone.</w:t>
+        <w:t xml:space="preserve">— That a real, working mobile phone number was used to verify this adhesion. (Corrected 22 July 2026: not "that you are a real person" — the system verifies the phone number, not the person behind it; see the table in the Methodology, §3.)</w:t>
       </w:r>
     </w:p>
     <w:p>
